--- a/output/elda-lead-systems-data-sheet.docx
+++ b/output/elda-lead-systems-data-sheet.docx
@@ -3794,6 +3794,27 @@
       <w:sz w:val="24"/>
     </w:rPr>
   </w:style>
+  <w:style w:type="paragraph" w:styleId="Heading2">
+    <w:name w:val="Heading 2"/>
+    <w:basedOn w:val="Normal"/>
+    <w:next w:val="Normal"/>
+    <w:uiPriority w:val="9"/>
+    <w:unhideWhenUsed/>
+    <w:qFormat/>
+    <w:rsid w:val="00fc693f"/>
+    <w:pPr>
+      <w:keepNext w:val="true"/>
+      <w:keepLines/>
+      <w:spacing w:before="240" w:after="100"/>
+      <w:outlineLvl w:val="1"/>
+    </w:pPr>
+    <w:rPr>
+      <w:rFonts w:ascii="Arial" w:hAnsi="Arial" w:cs="Arial"/>
+      <w:b/>
+      <w:color w:val="002516"/>
+      <w:sz w:val="24"/>
+    </w:rPr>
+  </w:style>
   <w:style w:type="character" w:styleId="DefaultParagraphFont" w:default="1">
     <w:name w:val="Default Paragraph Font"/>
     <w:uiPriority w:val="1"/>
@@ -3896,6 +3917,26 @@
         <w:tab w:val="right" w:pos="9360" w:leader="none"/>
       </w:tabs>
       <w:spacing w:lineRule="auto" w:line="240" w:before="0" w:after="0"/>
+    </w:pPr>
+    <w:rPr/>
+  </w:style>
+  <w:style w:type="paragraph" w:styleId="IndexHeading">
+    <w:name w:val="Index Heading"/>
+    <w:basedOn w:val="Heading"/>
+    <w:pPr/>
+    <w:rPr/>
+  </w:style>
+  <w:style w:type="paragraph" w:styleId="TOCHeading">
+    <w:name w:val="TOC Heading"/>
+    <w:basedOn w:val="Heading1"/>
+    <w:next w:val="Normal"/>
+    <w:uiPriority w:val="39"/>
+    <w:semiHidden/>
+    <w:unhideWhenUsed/>
+    <w:qFormat/>
+    <w:rsid w:val="00fc693f"/>
+    <w:pPr>
+      <w:outlineLvl w:val="9"/>
     </w:pPr>
     <w:rPr/>
   </w:style>

--- a/output/elda-lead-systems-data-sheet.docx
+++ b/output/elda-lead-systems-data-sheet.docx
@@ -81,7 +81,7 @@
           <w:color w:val="002516"/>
           <w:sz w:val="24"/>
         </w:rPr>
-        <w:t>Course Data Sheet</w:t>
+        <w:t>Proposed Revised Course Data Sheet</w:t>
       </w:r>
     </w:p>
     <w:p>
@@ -147,6 +147,29 @@
           <w:sz w:val="18"/>
         </w:rPr>
         <w:t>September 2026</w:t>
+      </w:r>
+      <w:r>
+        <w:rPr>
+          <w:rFonts w:cs="Arial"/>
+        </w:rPr>
+        <w:t xml:space="preserve">      </w:t>
+      </w:r>
+      <w:r>
+        <w:rPr>
+          <w:rFonts w:cs="Arial"/>
+          <w:b/>
+          <w:color w:val="002516"/>
+          <w:sz w:val="18"/>
+        </w:rPr>
+        <w:t xml:space="preserve">Status  </w:t>
+      </w:r>
+      <w:r>
+        <w:rPr>
+          <w:rFonts w:cs="Arial"/>
+          <w:color w:val="000000"/>
+          <w:sz w:val="18"/>
+        </w:rPr>
+        <w:t>Draft for Validation</w:t>
       </w:r>
     </w:p>
     <w:p>
@@ -3143,7 +3166,7 @@
           <w:color w:val="000000"/>
           <w:sz w:val="20"/>
         </w:rPr>
-        <w:t>LO 1.1: Demonstrate Army ethos and values when leading within complex environments</w:t>
+        <w:t>LO 1.1: Demonstrate Army ethos, values and sound judgement within complex environments</w:t>
       </w:r>
     </w:p>
     <w:p>

--- a/output/elda-lead-systems-data-sheet.docx
+++ b/output/elda-lead-systems-data-sheet.docx
@@ -5,7 +5,7 @@
     <w:p>
       <w:pPr>
         <w:pStyle w:val="Normal"/>
-        <w:spacing w:before="0" w:after="280"/>
+        <w:spacing w:before="0" w:after="200"/>
         <w:rPr/>
       </w:pPr>
       <w:r>
@@ -52,7 +52,29 @@
     <w:p>
       <w:pPr>
         <w:pStyle w:val="Normal"/>
-        <w:spacing w:before="0" w:after="20"/>
+        <w:keepNext w:val="true"/>
+        <w:pageBreakBefore w:val="false"/>
+        <w:spacing w:before="0" w:after="0"/>
+        <w:rPr/>
+      </w:pPr>
+      <w:r>
+        <w:rPr>
+          <w:rFonts w:cs="Arial"/>
+          <w:b/>
+          <w:i w:val="false"/>
+          <w:color w:val="002516"/>
+          <w:spacing w:val="40"/>
+          <w:sz w:val="20"/>
+        </w:rPr>
+        <w:t>A18010</w:t>
+      </w:r>
+    </w:p>
+    <w:p>
+      <w:pPr>
+        <w:pStyle w:val="Normal"/>
+        <w:keepNext w:val="true"/>
+        <w:pageBreakBefore w:val="false"/>
+        <w:spacing w:before="0" w:after="80"/>
         <w:rPr/>
       </w:pPr>
       <w:r>
@@ -60,66 +82,73 @@
           <w:rFonts w:cs="Arial"/>
           <w:b/>
           <w:color w:val="000000"/>
-          <w:sz w:val="40"/>
-        </w:rPr>
-        <w:t>A18010 ELDA Lead Systems</w:t>
-      </w:r>
-    </w:p>
-    <w:p>
-      <w:pPr>
-        <w:pStyle w:val="Normal"/>
+          <w:sz w:val="48"/>
+        </w:rPr>
+        <w:t>ELDA Lead Systems</w:t>
+      </w:r>
+    </w:p>
+    <w:p>
+      <w:pPr>
+        <w:pStyle w:val="Normal"/>
+        <w:keepNext w:val="true"/>
         <w:pBdr>
           <w:bottom w:val="single" w:sz="18" w:space="8" w:color="C62026"/>
         </w:pBdr>
-        <w:spacing w:before="0" w:after="80"/>
+        <w:spacing w:before="0" w:after="120"/>
         <w:rPr/>
       </w:pPr>
       <w:r>
         <w:rPr>
           <w:rFonts w:cs="Arial"/>
           <w:b/>
+          <w:i w:val="false"/>
           <w:color w:val="002516"/>
-          <w:sz w:val="24"/>
-        </w:rPr>
-        <w:t>Proposed Revised Course Data Sheet</w:t>
-      </w:r>
-    </w:p>
-    <w:p>
-      <w:pPr>
-        <w:pStyle w:val="Normal"/>
-        <w:spacing w:before="120" w:after="120"/>
-        <w:rPr/>
-      </w:pPr>
-      <w:r>
-        <w:rPr>
-          <w:rFonts w:cs="Arial"/>
+          <w:spacing w:val="30"/>
+          <w:sz w:val="19"/>
+        </w:rPr>
+        <w:t>PROPOSED REVISED COURSE DATA SHEET</w:t>
+      </w:r>
+    </w:p>
+    <w:p>
+      <w:pPr>
+        <w:pStyle w:val="Normal"/>
+        <w:keepNext w:val="true"/>
+        <w:spacing w:before="120" w:after="40"/>
+        <w:rPr/>
+      </w:pPr>
+      <w:r>
+        <w:rPr>
+          <w:rFonts w:cs="Arial"/>
+          <w:b w:val="false"/>
+          <w:i w:val="false"/>
           <w:color w:val="002516"/>
-          <w:sz w:val="21"/>
-        </w:rPr>
-        <w:t>NZ Army Leadership Centre | Army Command School</w:t>
-      </w:r>
-    </w:p>
-    <w:p>
-      <w:pPr>
-        <w:pStyle w:val="Normal"/>
-        <w:pBdr>
-          <w:bottom w:val="single" w:sz="6" w:space="6" w:color="A89662"/>
-        </w:pBdr>
-        <w:spacing w:before="0" w:after="200"/>
+          <w:sz w:val="20"/>
+        </w:rPr>
+        <w:t>New Zealand Army Leadership Centre | Army Command School</w:t>
+      </w:r>
+    </w:p>
+    <w:p>
+      <w:pPr>
+        <w:pStyle w:val="Normal"/>
+        <w:keepNext w:val="true"/>
+        <w:spacing w:before="0" w:after="0"/>
         <w:rPr/>
       </w:pPr>
       <w:r>
         <w:rPr>
           <w:rFonts w:cs="Arial"/>
           <w:b/>
+          <w:i w:val="false"/>
           <w:color w:val="002516"/>
           <w:sz w:val="18"/>
         </w:rPr>
-        <w:t xml:space="preserve">Reference  </w:t>
-      </w:r>
-      <w:r>
-        <w:rPr>
-          <w:rFonts w:cs="Arial"/>
+        <w:t xml:space="preserve">Reference: </w:t>
+      </w:r>
+      <w:r>
+        <w:rPr>
+          <w:rFonts w:cs="Arial"/>
+          <w:b w:val="false"/>
+          <w:i w:val="false"/>
           <w:color w:val="000000"/>
           <w:sz w:val="18"/>
         </w:rPr>
@@ -128,21 +157,28 @@
       <w:r>
         <w:rPr>
           <w:rFonts w:cs="Arial"/>
-        </w:rPr>
-        <w:t xml:space="preserve">      </w:t>
+          <w:b w:val="false"/>
+          <w:i w:val="false"/>
+          <w:color w:val="A89662"/>
+          <w:sz w:val="18"/>
+        </w:rPr>
+        <w:t xml:space="preserve">   ·   </w:t>
       </w:r>
       <w:r>
         <w:rPr>
           <w:rFonts w:cs="Arial"/>
           <w:b/>
+          <w:i w:val="false"/>
           <w:color w:val="002516"/>
           <w:sz w:val="18"/>
         </w:rPr>
-        <w:t xml:space="preserve">Date  </w:t>
-      </w:r>
-      <w:r>
-        <w:rPr>
-          <w:rFonts w:cs="Arial"/>
+        <w:t xml:space="preserve">Date: </w:t>
+      </w:r>
+      <w:r>
+        <w:rPr>
+          <w:rFonts w:cs="Arial"/>
+          <w:b w:val="false"/>
+          <w:i w:val="false"/>
           <w:color w:val="000000"/>
           <w:sz w:val="18"/>
         </w:rPr>
@@ -151,22 +187,29 @@
       <w:r>
         <w:rPr>
           <w:rFonts w:cs="Arial"/>
-        </w:rPr>
-        <w:t xml:space="preserve">      </w:t>
+          <w:b w:val="false"/>
+          <w:i w:val="false"/>
+          <w:color w:val="A89662"/>
+          <w:sz w:val="18"/>
+        </w:rPr>
+        <w:t xml:space="preserve">   ·   </w:t>
       </w:r>
       <w:r>
         <w:rPr>
           <w:rFonts w:cs="Arial"/>
           <w:b/>
+          <w:i w:val="false"/>
           <w:color w:val="002516"/>
           <w:sz w:val="18"/>
         </w:rPr>
-        <w:t xml:space="preserve">Status  </w:t>
-      </w:r>
-      <w:r>
-        <w:rPr>
-          <w:rFonts w:cs="Arial"/>
-          <w:color w:val="000000"/>
+        <w:t xml:space="preserve">Status: </w:t>
+      </w:r>
+      <w:r>
+        <w:rPr>
+          <w:rFonts w:cs="Arial"/>
+          <w:b/>
+          <w:i w:val="false"/>
+          <w:color w:val="C62026"/>
           <w:sz w:val="18"/>
         </w:rPr>
         <w:t>Draft for Validation</w:t>
@@ -174,6 +217,87 @@
     </w:p>
     <w:p>
       <w:pPr>
+        <w:pStyle w:val="Normal"/>
+        <w:spacing w:before="120" w:after="40"/>
+        <w:rPr/>
+      </w:pPr>
+      <w:r>
+        <w:rPr>
+          <w:rFonts w:cs="Arial"/>
+          <w:b w:val="false"/>
+          <w:i w:val="false"/>
+          <w:color w:val="8A8A8A"/>
+          <w:spacing w:val="15"/>
+          <w:sz w:val="17"/>
+        </w:rPr>
+        <w:t>LEAD TEAMS</w:t>
+      </w:r>
+      <w:r>
+        <w:rPr>
+          <w:rFonts w:cs="Arial"/>
+          <w:b w:val="false"/>
+          <w:i w:val="false"/>
+          <w:color w:val="A89662"/>
+          <w:sz w:val="17"/>
+        </w:rPr>
+        <w:t xml:space="preserve">  →  </w:t>
+      </w:r>
+      <w:r>
+        <w:rPr>
+          <w:rFonts w:cs="Arial"/>
+          <w:b w:val="false"/>
+          <w:i w:val="false"/>
+          <w:color w:val="8A8A8A"/>
+          <w:spacing w:val="15"/>
+          <w:sz w:val="17"/>
+        </w:rPr>
+        <w:t>LEAD LEADERS</w:t>
+      </w:r>
+      <w:r>
+        <w:rPr>
+          <w:rFonts w:cs="Arial"/>
+          <w:b w:val="false"/>
+          <w:i w:val="false"/>
+          <w:color w:val="A89662"/>
+          <w:sz w:val="17"/>
+        </w:rPr>
+        <w:t xml:space="preserve">  →  </w:t>
+      </w:r>
+      <w:r>
+        <w:rPr>
+          <w:rFonts w:cs="Arial"/>
+          <w:b/>
+          <w:i w:val="false"/>
+          <w:color w:val="002516"/>
+          <w:spacing w:val="15"/>
+          <w:sz w:val="17"/>
+        </w:rPr>
+        <w:t>LEAD SYSTEMS</w:t>
+      </w:r>
+      <w:r>
+        <w:rPr>
+          <w:rFonts w:cs="Arial"/>
+          <w:b w:val="false"/>
+          <w:i w:val="false"/>
+          <w:color w:val="A89662"/>
+          <w:sz w:val="17"/>
+        </w:rPr>
+        <w:t xml:space="preserve">  →  </w:t>
+      </w:r>
+      <w:r>
+        <w:rPr>
+          <w:rFonts w:cs="Arial"/>
+          <w:b w:val="false"/>
+          <w:i w:val="false"/>
+          <w:color w:val="8A8A8A"/>
+          <w:spacing w:val="15"/>
+          <w:sz w:val="17"/>
+        </w:rPr>
+        <w:t>COMMAND</w:t>
+      </w:r>
+    </w:p>
+    <w:p>
+      <w:pPr>
         <w:pStyle w:val="Heading1"/>
         <w:rPr/>
       </w:pPr>
@@ -183,7 +307,7 @@
           <w:b/>
           <w:i w:val="false"/>
           <w:color w:val="002516"/>
-          <w:sz w:val="24"/>
+          <w:sz w:val="25"/>
         </w:rPr>
         <w:t>Course Information</w:t>
       </w:r>
@@ -192,13 +316,13 @@
       <w:tblPr>
         <w:tblW w:w="9298" w:type="dxa"/>
         <w:jc w:val="left"/>
-        <w:tblInd w:w="-8" w:type="dxa"/>
+        <w:tblInd w:w="2" w:type="dxa"/>
         <w:tblLayout w:type="fixed"/>
         <w:tblCellMar>
           <w:top w:w="60" w:type="dxa"/>
-          <w:left w:w="100" w:type="dxa"/>
+          <w:left w:w="110" w:type="dxa"/>
           <w:bottom w:w="60" w:type="dxa"/>
-          <w:right w:w="100" w:type="dxa"/>
+          <w:right w:w="110" w:type="dxa"/>
         </w:tblCellMar>
         <w:tblLook w:val="04a0" w:noHBand="0" w:noVBand="1" w:firstColumn="1" w:lastRow="0" w:lastColumn="0" w:firstRow="1"/>
       </w:tblPr>
@@ -216,15 +340,15 @@
             <w:tcBorders>
               <w:top w:val="single" w:sz="4" w:space="0" w:color="A89662"/>
               <w:left w:val="single" w:sz="4" w:space="0" w:color="A89662"/>
-              <w:bottom w:val="single" w:sz="4" w:space="0" w:color="A89662"/>
-              <w:right w:val="single" w:sz="4" w:space="0" w:color="A89662"/>
+              <w:bottom w:val="single" w:sz="4" w:space="0" w:color="D9D9D2"/>
+              <w:right w:val="single" w:sz="4" w:space="0" w:color="D9D9D2"/>
             </w:tcBorders>
             <w:shd w:color="auto" w:fill="002516" w:val="clear"/>
           </w:tcPr>
           <w:p>
             <w:pPr>
               <w:pStyle w:val="Normal"/>
-              <w:spacing w:lineRule="auto" w:line="252" w:before="0" w:after="0"/>
+              <w:spacing w:lineRule="auto" w:line="268" w:before="0" w:after="0"/>
               <w:rPr/>
             </w:pPr>
             <w:r>
@@ -244,8 +368,8 @@
             <w:tcW w:w="6689" w:type="dxa"/>
             <w:tcBorders>
               <w:top w:val="single" w:sz="4" w:space="0" w:color="A89662"/>
-              <w:left w:val="single" w:sz="4" w:space="0" w:color="A89662"/>
-              <w:bottom w:val="single" w:sz="4" w:space="0" w:color="A89662"/>
+              <w:left w:val="single" w:sz="4" w:space="0" w:color="D9D9D2"/>
+              <w:bottom w:val="single" w:sz="4" w:space="0" w:color="D9D9D2"/>
               <w:right w:val="single" w:sz="4" w:space="0" w:color="A89662"/>
             </w:tcBorders>
             <w:shd w:color="auto" w:fill="002516" w:val="clear"/>
@@ -253,7 +377,7 @@
           <w:p>
             <w:pPr>
               <w:pStyle w:val="Normal"/>
-              <w:spacing w:lineRule="auto" w:line="252" w:before="0" w:after="0"/>
+              <w:spacing w:lineRule="auto" w:line="268" w:before="0" w:after="0"/>
               <w:rPr/>
             </w:pPr>
             <w:r>
@@ -277,17 +401,17 @@
           <w:tcPr>
             <w:tcW w:w="2608" w:type="dxa"/>
             <w:tcBorders>
-              <w:top w:val="single" w:sz="4" w:space="0" w:color="A89662"/>
+              <w:top w:val="single" w:sz="4" w:space="0" w:color="D9D9D2"/>
               <w:left w:val="single" w:sz="4" w:space="0" w:color="A89662"/>
-              <w:bottom w:val="single" w:sz="4" w:space="0" w:color="A89662"/>
-              <w:right w:val="single" w:sz="4" w:space="0" w:color="A89662"/>
+              <w:bottom w:val="single" w:sz="4" w:space="0" w:color="D9D9D2"/>
+              <w:right w:val="single" w:sz="4" w:space="0" w:color="D9D9D2"/>
             </w:tcBorders>
             <w:shd w:color="auto" w:fill="CDD2B7" w:val="clear"/>
           </w:tcPr>
           <w:p>
             <w:pPr>
               <w:pStyle w:val="Normal"/>
-              <w:spacing w:lineRule="auto" w:line="252" w:before="0" w:after="0"/>
+              <w:spacing w:lineRule="auto" w:line="268" w:before="0" w:after="0"/>
               <w:rPr/>
             </w:pPr>
             <w:r>
@@ -306,16 +430,16 @@
           <w:tcPr>
             <w:tcW w:w="6689" w:type="dxa"/>
             <w:tcBorders>
-              <w:top w:val="single" w:sz="4" w:space="0" w:color="A89662"/>
-              <w:left w:val="single" w:sz="4" w:space="0" w:color="A89662"/>
-              <w:bottom w:val="single" w:sz="4" w:space="0" w:color="A89662"/>
+              <w:top w:val="single" w:sz="4" w:space="0" w:color="D9D9D2"/>
+              <w:left w:val="single" w:sz="4" w:space="0" w:color="D9D9D2"/>
+              <w:bottom w:val="single" w:sz="4" w:space="0" w:color="D9D9D2"/>
               <w:right w:val="single" w:sz="4" w:space="0" w:color="A89662"/>
             </w:tcBorders>
           </w:tcPr>
           <w:p>
             <w:pPr>
               <w:pStyle w:val="Normal"/>
-              <w:spacing w:lineRule="auto" w:line="252" w:before="0" w:after="0"/>
+              <w:spacing w:lineRule="auto" w:line="268" w:before="0" w:after="0"/>
               <w:rPr/>
             </w:pPr>
             <w:r>
@@ -323,7 +447,7 @@
                 <w:rFonts w:cs="Arial"/>
                 <w:b w:val="false"/>
                 <w:i w:val="false"/>
-                <w:sz w:val="20"/>
+                <w:sz w:val="19"/>
               </w:rPr>
               <w:t>A18010</w:t>
             </w:r>
@@ -338,17 +462,17 @@
           <w:tcPr>
             <w:tcW w:w="2608" w:type="dxa"/>
             <w:tcBorders>
-              <w:top w:val="single" w:sz="4" w:space="0" w:color="A89662"/>
+              <w:top w:val="single" w:sz="4" w:space="0" w:color="D9D9D2"/>
               <w:left w:val="single" w:sz="4" w:space="0" w:color="A89662"/>
-              <w:bottom w:val="single" w:sz="4" w:space="0" w:color="A89662"/>
-              <w:right w:val="single" w:sz="4" w:space="0" w:color="A89662"/>
+              <w:bottom w:val="single" w:sz="4" w:space="0" w:color="D9D9D2"/>
+              <w:right w:val="single" w:sz="4" w:space="0" w:color="D9D9D2"/>
             </w:tcBorders>
             <w:shd w:color="auto" w:fill="CDD2B7" w:val="clear"/>
           </w:tcPr>
           <w:p>
             <w:pPr>
               <w:pStyle w:val="Normal"/>
-              <w:spacing w:lineRule="auto" w:line="252" w:before="0" w:after="0"/>
+              <w:spacing w:lineRule="auto" w:line="268" w:before="0" w:after="0"/>
               <w:rPr/>
             </w:pPr>
             <w:r>
@@ -367,16 +491,16 @@
           <w:tcPr>
             <w:tcW w:w="6689" w:type="dxa"/>
             <w:tcBorders>
-              <w:top w:val="single" w:sz="4" w:space="0" w:color="A89662"/>
-              <w:left w:val="single" w:sz="4" w:space="0" w:color="A89662"/>
-              <w:bottom w:val="single" w:sz="4" w:space="0" w:color="A89662"/>
+              <w:top w:val="single" w:sz="4" w:space="0" w:color="D9D9D2"/>
+              <w:left w:val="single" w:sz="4" w:space="0" w:color="D9D9D2"/>
+              <w:bottom w:val="single" w:sz="4" w:space="0" w:color="D9D9D2"/>
               <w:right w:val="single" w:sz="4" w:space="0" w:color="A89662"/>
             </w:tcBorders>
           </w:tcPr>
           <w:p>
             <w:pPr>
               <w:pStyle w:val="Normal"/>
-              <w:spacing w:lineRule="auto" w:line="252" w:before="0" w:after="0"/>
+              <w:spacing w:lineRule="auto" w:line="268" w:before="0" w:after="0"/>
               <w:rPr/>
             </w:pPr>
             <w:r>
@@ -384,7 +508,7 @@
                 <w:rFonts w:cs="Arial"/>
                 <w:b w:val="false"/>
                 <w:i w:val="false"/>
-                <w:sz w:val="20"/>
+                <w:sz w:val="19"/>
               </w:rPr>
               <w:t>ELDA Lead Systems</w:t>
             </w:r>
@@ -399,17 +523,17 @@
           <w:tcPr>
             <w:tcW w:w="2608" w:type="dxa"/>
             <w:tcBorders>
-              <w:top w:val="single" w:sz="4" w:space="0" w:color="A89662"/>
+              <w:top w:val="single" w:sz="4" w:space="0" w:color="D9D9D2"/>
               <w:left w:val="single" w:sz="4" w:space="0" w:color="A89662"/>
-              <w:bottom w:val="single" w:sz="4" w:space="0" w:color="A89662"/>
-              <w:right w:val="single" w:sz="4" w:space="0" w:color="A89662"/>
+              <w:bottom w:val="single" w:sz="4" w:space="0" w:color="D9D9D2"/>
+              <w:right w:val="single" w:sz="4" w:space="0" w:color="D9D9D2"/>
             </w:tcBorders>
             <w:shd w:color="auto" w:fill="CDD2B7" w:val="clear"/>
           </w:tcPr>
           <w:p>
             <w:pPr>
               <w:pStyle w:val="Normal"/>
-              <w:spacing w:lineRule="auto" w:line="252" w:before="0" w:after="0"/>
+              <w:spacing w:lineRule="auto" w:line="268" w:before="0" w:after="0"/>
               <w:rPr/>
             </w:pPr>
             <w:r>
@@ -428,16 +552,16 @@
           <w:tcPr>
             <w:tcW w:w="6689" w:type="dxa"/>
             <w:tcBorders>
-              <w:top w:val="single" w:sz="4" w:space="0" w:color="A89662"/>
-              <w:left w:val="single" w:sz="4" w:space="0" w:color="A89662"/>
-              <w:bottom w:val="single" w:sz="4" w:space="0" w:color="A89662"/>
+              <w:top w:val="single" w:sz="4" w:space="0" w:color="D9D9D2"/>
+              <w:left w:val="single" w:sz="4" w:space="0" w:color="D9D9D2"/>
+              <w:bottom w:val="single" w:sz="4" w:space="0" w:color="D9D9D2"/>
               <w:right w:val="single" w:sz="4" w:space="0" w:color="A89662"/>
             </w:tcBorders>
           </w:tcPr>
           <w:p>
             <w:pPr>
               <w:pStyle w:val="Normal"/>
-              <w:spacing w:lineRule="auto" w:line="252" w:before="0" w:after="0"/>
+              <w:spacing w:lineRule="auto" w:line="268" w:before="0" w:after="0"/>
               <w:rPr/>
             </w:pPr>
             <w:r>
@@ -445,7 +569,7 @@
                 <w:rFonts w:cs="Arial"/>
                 <w:b w:val="false"/>
                 <w:i w:val="false"/>
-                <w:sz w:val="20"/>
+                <w:sz w:val="19"/>
               </w:rPr>
               <w:t>Army</w:t>
             </w:r>
@@ -460,17 +584,17 @@
           <w:tcPr>
             <w:tcW w:w="2608" w:type="dxa"/>
             <w:tcBorders>
-              <w:top w:val="single" w:sz="4" w:space="0" w:color="A89662"/>
+              <w:top w:val="single" w:sz="4" w:space="0" w:color="D9D9D2"/>
               <w:left w:val="single" w:sz="4" w:space="0" w:color="A89662"/>
-              <w:bottom w:val="single" w:sz="4" w:space="0" w:color="A89662"/>
-              <w:right w:val="single" w:sz="4" w:space="0" w:color="A89662"/>
+              <w:bottom w:val="single" w:sz="4" w:space="0" w:color="D9D9D2"/>
+              <w:right w:val="single" w:sz="4" w:space="0" w:color="D9D9D2"/>
             </w:tcBorders>
             <w:shd w:color="auto" w:fill="CDD2B7" w:val="clear"/>
           </w:tcPr>
           <w:p>
             <w:pPr>
               <w:pStyle w:val="Normal"/>
-              <w:spacing w:lineRule="auto" w:line="252" w:before="0" w:after="0"/>
+              <w:spacing w:lineRule="auto" w:line="268" w:before="0" w:after="0"/>
               <w:rPr/>
             </w:pPr>
             <w:r>
@@ -489,16 +613,16 @@
           <w:tcPr>
             <w:tcW w:w="6689" w:type="dxa"/>
             <w:tcBorders>
-              <w:top w:val="single" w:sz="4" w:space="0" w:color="A89662"/>
-              <w:left w:val="single" w:sz="4" w:space="0" w:color="A89662"/>
-              <w:bottom w:val="single" w:sz="4" w:space="0" w:color="A89662"/>
+              <w:top w:val="single" w:sz="4" w:space="0" w:color="D9D9D2"/>
+              <w:left w:val="single" w:sz="4" w:space="0" w:color="D9D9D2"/>
+              <w:bottom w:val="single" w:sz="4" w:space="0" w:color="D9D9D2"/>
               <w:right w:val="single" w:sz="4" w:space="0" w:color="A89662"/>
             </w:tcBorders>
           </w:tcPr>
           <w:p>
             <w:pPr>
               <w:pStyle w:val="Normal"/>
-              <w:spacing w:lineRule="auto" w:line="252" w:before="0" w:after="0"/>
+              <w:spacing w:lineRule="auto" w:line="268" w:before="0" w:after="0"/>
               <w:rPr/>
             </w:pPr>
             <w:r>
@@ -506,7 +630,7 @@
                 <w:rFonts w:cs="Arial"/>
                 <w:b w:val="false"/>
                 <w:i w:val="false"/>
-                <w:sz w:val="20"/>
+                <w:sz w:val="19"/>
               </w:rPr>
               <w:t>New Zealand Army Leadership Centre (NZALC)</w:t>
             </w:r>
@@ -521,17 +645,17 @@
           <w:tcPr>
             <w:tcW w:w="2608" w:type="dxa"/>
             <w:tcBorders>
-              <w:top w:val="single" w:sz="4" w:space="0" w:color="A89662"/>
+              <w:top w:val="single" w:sz="4" w:space="0" w:color="D9D9D2"/>
               <w:left w:val="single" w:sz="4" w:space="0" w:color="A89662"/>
-              <w:bottom w:val="single" w:sz="4" w:space="0" w:color="A89662"/>
-              <w:right w:val="single" w:sz="4" w:space="0" w:color="A89662"/>
+              <w:bottom w:val="single" w:sz="4" w:space="0" w:color="D9D9D2"/>
+              <w:right w:val="single" w:sz="4" w:space="0" w:color="D9D9D2"/>
             </w:tcBorders>
             <w:shd w:color="auto" w:fill="CDD2B7" w:val="clear"/>
           </w:tcPr>
           <w:p>
             <w:pPr>
               <w:pStyle w:val="Normal"/>
-              <w:spacing w:lineRule="auto" w:line="252" w:before="0" w:after="0"/>
+              <w:spacing w:lineRule="auto" w:line="268" w:before="0" w:after="0"/>
               <w:rPr/>
             </w:pPr>
             <w:r>
@@ -550,16 +674,16 @@
           <w:tcPr>
             <w:tcW w:w="6689" w:type="dxa"/>
             <w:tcBorders>
-              <w:top w:val="single" w:sz="4" w:space="0" w:color="A89662"/>
-              <w:left w:val="single" w:sz="4" w:space="0" w:color="A89662"/>
-              <w:bottom w:val="single" w:sz="4" w:space="0" w:color="A89662"/>
+              <w:top w:val="single" w:sz="4" w:space="0" w:color="D9D9D2"/>
+              <w:left w:val="single" w:sz="4" w:space="0" w:color="D9D9D2"/>
+              <w:bottom w:val="single" w:sz="4" w:space="0" w:color="D9D9D2"/>
               <w:right w:val="single" w:sz="4" w:space="0" w:color="A89662"/>
             </w:tcBorders>
           </w:tcPr>
           <w:p>
             <w:pPr>
               <w:pStyle w:val="Normal"/>
-              <w:spacing w:lineRule="auto" w:line="252" w:before="0" w:after="0"/>
+              <w:spacing w:lineRule="auto" w:line="268" w:before="0" w:after="0"/>
               <w:rPr/>
             </w:pPr>
             <w:r>
@@ -567,7 +691,7 @@
                 <w:rFonts w:cs="Arial"/>
                 <w:b w:val="false"/>
                 <w:i w:val="false"/>
-                <w:sz w:val="20"/>
+                <w:sz w:val="19"/>
               </w:rPr>
               <w:t>7 Training Days</w:t>
             </w:r>
@@ -582,17 +706,17 @@
           <w:tcPr>
             <w:tcW w:w="2608" w:type="dxa"/>
             <w:tcBorders>
-              <w:top w:val="single" w:sz="4" w:space="0" w:color="A89662"/>
+              <w:top w:val="single" w:sz="4" w:space="0" w:color="D9D9D2"/>
               <w:left w:val="single" w:sz="4" w:space="0" w:color="A89662"/>
-              <w:bottom w:val="single" w:sz="4" w:space="0" w:color="A89662"/>
-              <w:right w:val="single" w:sz="4" w:space="0" w:color="A89662"/>
+              <w:bottom w:val="single" w:sz="4" w:space="0" w:color="D9D9D2"/>
+              <w:right w:val="single" w:sz="4" w:space="0" w:color="D9D9D2"/>
             </w:tcBorders>
             <w:shd w:color="auto" w:fill="CDD2B7" w:val="clear"/>
           </w:tcPr>
           <w:p>
             <w:pPr>
               <w:pStyle w:val="Normal"/>
-              <w:spacing w:lineRule="auto" w:line="252" w:before="0" w:after="0"/>
+              <w:spacing w:lineRule="auto" w:line="268" w:before="0" w:after="0"/>
               <w:rPr/>
             </w:pPr>
             <w:r>
@@ -611,16 +735,16 @@
           <w:tcPr>
             <w:tcW w:w="6689" w:type="dxa"/>
             <w:tcBorders>
-              <w:top w:val="single" w:sz="4" w:space="0" w:color="A89662"/>
-              <w:left w:val="single" w:sz="4" w:space="0" w:color="A89662"/>
-              <w:bottom w:val="single" w:sz="4" w:space="0" w:color="A89662"/>
+              <w:top w:val="single" w:sz="4" w:space="0" w:color="D9D9D2"/>
+              <w:left w:val="single" w:sz="4" w:space="0" w:color="D9D9D2"/>
+              <w:bottom w:val="single" w:sz="4" w:space="0" w:color="D9D9D2"/>
               <w:right w:val="single" w:sz="4" w:space="0" w:color="A89662"/>
             </w:tcBorders>
           </w:tcPr>
           <w:p>
             <w:pPr>
               <w:pStyle w:val="Normal"/>
-              <w:spacing w:lineRule="auto" w:line="252" w:before="0" w:after="0"/>
+              <w:spacing w:lineRule="auto" w:line="268" w:before="0" w:after="0"/>
               <w:rPr/>
             </w:pPr>
             <w:r>
@@ -628,7 +752,7 @@
                 <w:rFonts w:cs="Arial"/>
                 <w:b w:val="false"/>
                 <w:i w:val="false"/>
-                <w:sz w:val="20"/>
+                <w:sz w:val="19"/>
               </w:rPr>
               <w:t>Face-to-Face</w:t>
             </w:r>
@@ -643,17 +767,17 @@
           <w:tcPr>
             <w:tcW w:w="2608" w:type="dxa"/>
             <w:tcBorders>
-              <w:top w:val="single" w:sz="4" w:space="0" w:color="A89662"/>
+              <w:top w:val="single" w:sz="4" w:space="0" w:color="D9D9D2"/>
               <w:left w:val="single" w:sz="4" w:space="0" w:color="A89662"/>
-              <w:bottom w:val="single" w:sz="4" w:space="0" w:color="A89662"/>
-              <w:right w:val="single" w:sz="4" w:space="0" w:color="A89662"/>
+              <w:bottom w:val="single" w:sz="4" w:space="0" w:color="D9D9D2"/>
+              <w:right w:val="single" w:sz="4" w:space="0" w:color="D9D9D2"/>
             </w:tcBorders>
             <w:shd w:color="auto" w:fill="CDD2B7" w:val="clear"/>
           </w:tcPr>
           <w:p>
             <w:pPr>
               <w:pStyle w:val="Normal"/>
-              <w:spacing w:lineRule="auto" w:line="252" w:before="0" w:after="0"/>
+              <w:spacing w:lineRule="auto" w:line="268" w:before="0" w:after="0"/>
               <w:rPr/>
             </w:pPr>
             <w:r>
@@ -672,16 +796,16 @@
           <w:tcPr>
             <w:tcW w:w="6689" w:type="dxa"/>
             <w:tcBorders>
-              <w:top w:val="single" w:sz="4" w:space="0" w:color="A89662"/>
-              <w:left w:val="single" w:sz="4" w:space="0" w:color="A89662"/>
-              <w:bottom w:val="single" w:sz="4" w:space="0" w:color="A89662"/>
+              <w:top w:val="single" w:sz="4" w:space="0" w:color="D9D9D2"/>
+              <w:left w:val="single" w:sz="4" w:space="0" w:color="D9D9D2"/>
+              <w:bottom w:val="single" w:sz="4" w:space="0" w:color="D9D9D2"/>
               <w:right w:val="single" w:sz="4" w:space="0" w:color="A89662"/>
             </w:tcBorders>
           </w:tcPr>
           <w:p>
             <w:pPr>
               <w:pStyle w:val="Normal"/>
-              <w:spacing w:lineRule="auto" w:line="252" w:before="0" w:after="0"/>
+              <w:spacing w:lineRule="auto" w:line="268" w:before="0" w:after="0"/>
               <w:rPr/>
             </w:pPr>
             <w:r>
@@ -689,7 +813,7 @@
                 <w:rFonts w:cs="Arial"/>
                 <w:b w:val="false"/>
                 <w:i w:val="false"/>
-                <w:sz w:val="20"/>
+                <w:sz w:val="19"/>
               </w:rPr>
               <w:t>The aim of ELDA Lead Systems is to develop leadership effectiveness within complex systems by enabling learners to understand interdependencies, influence beyond direct authority, and deliberately adapt their leadership behaviour to achieve outcomes through others.</w:t>
             </w:r>
@@ -704,17 +828,17 @@
           <w:tcPr>
             <w:tcW w:w="2608" w:type="dxa"/>
             <w:tcBorders>
-              <w:top w:val="single" w:sz="4" w:space="0" w:color="A89662"/>
+              <w:top w:val="single" w:sz="4" w:space="0" w:color="D9D9D2"/>
               <w:left w:val="single" w:sz="4" w:space="0" w:color="A89662"/>
-              <w:bottom w:val="single" w:sz="4" w:space="0" w:color="A89662"/>
-              <w:right w:val="single" w:sz="4" w:space="0" w:color="A89662"/>
+              <w:bottom w:val="single" w:sz="4" w:space="0" w:color="D9D9D2"/>
+              <w:right w:val="single" w:sz="4" w:space="0" w:color="D9D9D2"/>
             </w:tcBorders>
             <w:shd w:color="auto" w:fill="CDD2B7" w:val="clear"/>
           </w:tcPr>
           <w:p>
             <w:pPr>
               <w:pStyle w:val="Normal"/>
-              <w:spacing w:lineRule="auto" w:line="252" w:before="0" w:after="0"/>
+              <w:spacing w:lineRule="auto" w:line="268" w:before="0" w:after="0"/>
               <w:rPr/>
             </w:pPr>
             <w:r>
@@ -733,16 +857,16 @@
           <w:tcPr>
             <w:tcW w:w="6689" w:type="dxa"/>
             <w:tcBorders>
-              <w:top w:val="single" w:sz="4" w:space="0" w:color="A89662"/>
-              <w:left w:val="single" w:sz="4" w:space="0" w:color="A89662"/>
-              <w:bottom w:val="single" w:sz="4" w:space="0" w:color="A89662"/>
+              <w:top w:val="single" w:sz="4" w:space="0" w:color="D9D9D2"/>
+              <w:left w:val="single" w:sz="4" w:space="0" w:color="D9D9D2"/>
+              <w:bottom w:val="single" w:sz="4" w:space="0" w:color="D9D9D2"/>
               <w:right w:val="single" w:sz="4" w:space="0" w:color="A89662"/>
             </w:tcBorders>
           </w:tcPr>
           <w:p>
             <w:pPr>
               <w:pStyle w:val="Normal"/>
-              <w:spacing w:lineRule="auto" w:line="252" w:before="0" w:after="0"/>
+              <w:spacing w:lineRule="auto" w:line="268" w:before="0" w:after="0"/>
               <w:rPr/>
             </w:pPr>
             <w:r>
@@ -750,7 +874,7 @@
                 <w:rFonts w:cs="Arial"/>
                 <w:b w:val="false"/>
                 <w:i w:val="false"/>
-                <w:sz w:val="20"/>
+                <w:sz w:val="19"/>
               </w:rPr>
               <w:t>Retain the existing DLMS qualifications/certifications, subject to confirmation that these remain current and accurately represent the activity or certification awarded:</w:t>
             </w:r>
@@ -763,7 +887,7 @@
                 <w:rFonts w:cs="Arial"/>
                 <w:b w:val="false"/>
                 <w:i w:val="false"/>
-                <w:sz w:val="20"/>
+                <w:sz w:val="19"/>
               </w:rPr>
               <w:t>• AA18001 ELDA Alpine Touring</w:t>
             </w:r>
@@ -776,7 +900,7 @@
                 <w:rFonts w:cs="Arial"/>
                 <w:b w:val="false"/>
                 <w:i w:val="false"/>
-                <w:sz w:val="20"/>
+                <w:sz w:val="19"/>
               </w:rPr>
               <w:t>• AA18002 ELDA Rock Climbing</w:t>
             </w:r>
@@ -789,7 +913,7 @@
                 <w:rFonts w:cs="Arial"/>
                 <w:b w:val="false"/>
                 <w:i w:val="false"/>
-                <w:sz w:val="20"/>
+                <w:sz w:val="19"/>
               </w:rPr>
               <w:t>• AA18003 ELDA Sea Kayaking</w:t>
             </w:r>
@@ -802,7 +926,7 @@
                 <w:rFonts w:cs="Arial"/>
                 <w:b w:val="false"/>
                 <w:i w:val="false"/>
-                <w:sz w:val="20"/>
+                <w:sz w:val="19"/>
               </w:rPr>
               <w:t>• AA18004 ELDA White Water Kayaking</w:t>
             </w:r>
@@ -815,7 +939,7 @@
                 <w:rFonts w:cs="Arial"/>
                 <w:b w:val="false"/>
                 <w:i w:val="false"/>
-                <w:sz w:val="20"/>
+                <w:sz w:val="19"/>
               </w:rPr>
               <w:t>• AA18005 ELDA Wilderness</w:t>
             </w:r>
@@ -828,7 +952,7 @@
                 <w:rFonts w:cs="Arial"/>
                 <w:b w:val="false"/>
                 <w:i w:val="false"/>
-                <w:sz w:val="20"/>
+                <w:sz w:val="19"/>
               </w:rPr>
               <w:t>• AA18006 ELDA Cave</w:t>
             </w:r>
@@ -841,7 +965,7 @@
                 <w:rFonts w:cs="Arial"/>
                 <w:b w:val="false"/>
                 <w:i w:val="false"/>
-                <w:sz w:val="20"/>
+                <w:sz w:val="19"/>
               </w:rPr>
               <w:t>• AA18007 ELDA Adventure Racing</w:t>
             </w:r>
@@ -856,17 +980,17 @@
           <w:tcPr>
             <w:tcW w:w="2608" w:type="dxa"/>
             <w:tcBorders>
-              <w:top w:val="single" w:sz="4" w:space="0" w:color="A89662"/>
+              <w:top w:val="single" w:sz="4" w:space="0" w:color="D9D9D2"/>
               <w:left w:val="single" w:sz="4" w:space="0" w:color="A89662"/>
-              <w:bottom w:val="single" w:sz="4" w:space="0" w:color="A89662"/>
-              <w:right w:val="single" w:sz="4" w:space="0" w:color="A89662"/>
+              <w:bottom w:val="single" w:sz="4" w:space="0" w:color="D9D9D2"/>
+              <w:right w:val="single" w:sz="4" w:space="0" w:color="D9D9D2"/>
             </w:tcBorders>
             <w:shd w:color="auto" w:fill="CDD2B7" w:val="clear"/>
           </w:tcPr>
           <w:p>
             <w:pPr>
               <w:pStyle w:val="Normal"/>
-              <w:spacing w:lineRule="auto" w:line="252" w:before="0" w:after="0"/>
+              <w:spacing w:lineRule="auto" w:line="268" w:before="0" w:after="0"/>
               <w:rPr/>
             </w:pPr>
             <w:r>
@@ -885,16 +1009,16 @@
           <w:tcPr>
             <w:tcW w:w="6689" w:type="dxa"/>
             <w:tcBorders>
-              <w:top w:val="single" w:sz="4" w:space="0" w:color="A89662"/>
-              <w:left w:val="single" w:sz="4" w:space="0" w:color="A89662"/>
-              <w:bottom w:val="single" w:sz="4" w:space="0" w:color="A89662"/>
+              <w:top w:val="single" w:sz="4" w:space="0" w:color="D9D9D2"/>
+              <w:left w:val="single" w:sz="4" w:space="0" w:color="D9D9D2"/>
+              <w:bottom w:val="single" w:sz="4" w:space="0" w:color="D9D9D2"/>
               <w:right w:val="single" w:sz="4" w:space="0" w:color="A89662"/>
             </w:tcBorders>
           </w:tcPr>
           <w:p>
             <w:pPr>
               <w:pStyle w:val="Normal"/>
-              <w:spacing w:lineRule="auto" w:line="252" w:before="0" w:after="0"/>
+              <w:spacing w:lineRule="auto" w:line="268" w:before="0" w:after="0"/>
               <w:rPr/>
             </w:pPr>
             <w:r>
@@ -902,7 +1026,7 @@
                 <w:rFonts w:cs="Arial"/>
                 <w:b w:val="false"/>
                 <w:i w:val="false"/>
-                <w:sz w:val="20"/>
+                <w:sz w:val="19"/>
               </w:rPr>
               <w:t>1. SNCOs and WOs accepted onto the A1532 Regular Force All Corps Warrant Officer Course.</w:t>
             </w:r>
@@ -915,7 +1039,7 @@
                 <w:rFonts w:cs="Arial"/>
                 <w:b w:val="false"/>
                 <w:i w:val="false"/>
-                <w:sz w:val="20"/>
+                <w:sz w:val="19"/>
               </w:rPr>
               <w:t>2. Captains undertaking development prior to promotion to Major.</w:t>
             </w:r>
@@ -930,17 +1054,17 @@
           <w:tcPr>
             <w:tcW w:w="2608" w:type="dxa"/>
             <w:tcBorders>
-              <w:top w:val="single" w:sz="4" w:space="0" w:color="A89662"/>
+              <w:top w:val="single" w:sz="4" w:space="0" w:color="D9D9D2"/>
               <w:left w:val="single" w:sz="4" w:space="0" w:color="A89662"/>
-              <w:bottom w:val="single" w:sz="4" w:space="0" w:color="A89662"/>
-              <w:right w:val="single" w:sz="4" w:space="0" w:color="A89662"/>
+              <w:bottom w:val="single" w:sz="4" w:space="0" w:color="D9D9D2"/>
+              <w:right w:val="single" w:sz="4" w:space="0" w:color="D9D9D2"/>
             </w:tcBorders>
             <w:shd w:color="auto" w:fill="CDD2B7" w:val="clear"/>
           </w:tcPr>
           <w:p>
             <w:pPr>
               <w:pStyle w:val="Normal"/>
-              <w:spacing w:lineRule="auto" w:line="252" w:before="0" w:after="0"/>
+              <w:spacing w:lineRule="auto" w:line="268" w:before="0" w:after="0"/>
               <w:rPr/>
             </w:pPr>
             <w:r>
@@ -959,16 +1083,16 @@
           <w:tcPr>
             <w:tcW w:w="6689" w:type="dxa"/>
             <w:tcBorders>
-              <w:top w:val="single" w:sz="4" w:space="0" w:color="A89662"/>
-              <w:left w:val="single" w:sz="4" w:space="0" w:color="A89662"/>
-              <w:bottom w:val="single" w:sz="4" w:space="0" w:color="A89662"/>
+              <w:top w:val="single" w:sz="4" w:space="0" w:color="D9D9D2"/>
+              <w:left w:val="single" w:sz="4" w:space="0" w:color="D9D9D2"/>
+              <w:bottom w:val="single" w:sz="4" w:space="0" w:color="D9D9D2"/>
               <w:right w:val="single" w:sz="4" w:space="0" w:color="A89662"/>
             </w:tcBorders>
           </w:tcPr>
           <w:p>
             <w:pPr>
               <w:pStyle w:val="Normal"/>
-              <w:spacing w:lineRule="auto" w:line="252" w:before="0" w:after="0"/>
+              <w:spacing w:lineRule="auto" w:line="268" w:before="0" w:after="0"/>
               <w:rPr/>
             </w:pPr>
             <w:r>
@@ -976,7 +1100,7 @@
                 <w:rFonts w:cs="Arial"/>
                 <w:b w:val="false"/>
                 <w:i w:val="false"/>
-                <w:sz w:val="20"/>
+                <w:sz w:val="19"/>
               </w:rPr>
               <w:t>Learners will be able to analyse relationships and interdependencies within complex systems and deliberately apply influence and adaptive leadership behaviours to achieve outcomes beyond their direct authority.</w:t>
             </w:r>
@@ -991,17 +1115,17 @@
           <w:tcPr>
             <w:tcW w:w="2608" w:type="dxa"/>
             <w:tcBorders>
-              <w:top w:val="single" w:sz="4" w:space="0" w:color="A89662"/>
+              <w:top w:val="single" w:sz="4" w:space="0" w:color="D9D9D2"/>
               <w:left w:val="single" w:sz="4" w:space="0" w:color="A89662"/>
               <w:bottom w:val="single" w:sz="4" w:space="0" w:color="A89662"/>
-              <w:right w:val="single" w:sz="4" w:space="0" w:color="A89662"/>
+              <w:right w:val="single" w:sz="4" w:space="0" w:color="D9D9D2"/>
             </w:tcBorders>
             <w:shd w:color="auto" w:fill="CDD2B7" w:val="clear"/>
           </w:tcPr>
           <w:p>
             <w:pPr>
               <w:pStyle w:val="Normal"/>
-              <w:spacing w:lineRule="auto" w:line="252" w:before="0" w:after="0"/>
+              <w:spacing w:lineRule="auto" w:line="268" w:before="0" w:after="0"/>
               <w:rPr/>
             </w:pPr>
             <w:r>
@@ -1020,8 +1144,8 @@
           <w:tcPr>
             <w:tcW w:w="6689" w:type="dxa"/>
             <w:tcBorders>
-              <w:top w:val="single" w:sz="4" w:space="0" w:color="A89662"/>
-              <w:left w:val="single" w:sz="4" w:space="0" w:color="A89662"/>
+              <w:top w:val="single" w:sz="4" w:space="0" w:color="D9D9D2"/>
+              <w:left w:val="single" w:sz="4" w:space="0" w:color="D9D9D2"/>
               <w:bottom w:val="single" w:sz="4" w:space="0" w:color="A89662"/>
               <w:right w:val="single" w:sz="4" w:space="0" w:color="A89662"/>
             </w:tcBorders>
@@ -1029,7 +1153,7 @@
           <w:p>
             <w:pPr>
               <w:pStyle w:val="Normal"/>
-              <w:spacing w:lineRule="auto" w:line="252" w:before="0" w:after="0"/>
+              <w:spacing w:lineRule="auto" w:line="268" w:before="0" w:after="0"/>
               <w:rPr/>
             </w:pPr>
             <w:r>
@@ -1037,7 +1161,7 @@
                 <w:rFonts w:cs="Arial"/>
                 <w:b w:val="false"/>
                 <w:i w:val="false"/>
-                <w:sz w:val="20"/>
+                <w:sz w:val="19"/>
               </w:rPr>
               <w:t>1. Apply systems leadership and influence strategies within increasingly complex organisational and operational contexts.</w:t>
             </w:r>
@@ -1050,7 +1174,7 @@
                 <w:rFonts w:cs="Arial"/>
                 <w:b w:val="false"/>
                 <w:i w:val="false"/>
-                <w:sz w:val="20"/>
+                <w:sz w:val="19"/>
               </w:rPr>
               <w:t>2. Continue deliberate reflection, feedback and adaptation of leadership behaviour.</w:t>
             </w:r>
@@ -1063,7 +1187,7 @@
                 <w:rFonts w:cs="Arial"/>
                 <w:b w:val="false"/>
                 <w:i w:val="false"/>
-                <w:sz w:val="20"/>
+                <w:sz w:val="19"/>
               </w:rPr>
               <w:t>3. Progress to ELDA Command, where appropriate to career pathway and appointment.</w:t>
             </w:r>
@@ -1074,7 +1198,7 @@
     <w:p>
       <w:pPr>
         <w:pStyle w:val="Normal"/>
-        <w:spacing w:before="0" w:after="80"/>
+        <w:spacing w:before="0" w:after="120"/>
         <w:rPr/>
       </w:pPr>
       <w:r>
@@ -1092,7 +1216,7 @@
           <w:b/>
           <w:i w:val="false"/>
           <w:color w:val="002516"/>
-          <w:sz w:val="24"/>
+          <w:sz w:val="25"/>
         </w:rPr>
         <w:t>Course Entry Requirements</w:t>
       </w:r>
@@ -1140,7 +1264,7 @@
         <w:rPr>
           <w:rFonts w:cs="Arial"/>
           <w:b/>
-          <w:color w:val="C62026"/>
+          <w:color w:val="002516"/>
         </w:rPr>
         <w:t>•</w:t>
       </w:r>
@@ -1148,7 +1272,7 @@
         <w:rPr>
           <w:rFonts w:cs="Arial"/>
           <w:b/>
-          <w:color w:val="C62026"/>
+          <w:color w:val="002516"/>
         </w:rPr>
         <w:tab/>
       </w:r>
@@ -1176,7 +1300,7 @@
         <w:rPr>
           <w:rFonts w:cs="Arial"/>
           <w:b/>
-          <w:color w:val="C62026"/>
+          <w:color w:val="002516"/>
         </w:rPr>
         <w:t>•</w:t>
       </w:r>
@@ -1184,7 +1308,7 @@
         <w:rPr>
           <w:rFonts w:cs="Arial"/>
           <w:b/>
-          <w:color w:val="C62026"/>
+          <w:color w:val="002516"/>
         </w:rPr>
         <w:tab/>
       </w:r>
@@ -1201,7 +1325,7 @@
       <w:pPr>
         <w:pStyle w:val="Normal"/>
         <w:keepNext w:val="true"/>
-        <w:spacing w:before="160" w:after="60"/>
+        <w:spacing w:before="240" w:after="80"/>
         <w:rPr/>
       </w:pPr>
       <w:r>
@@ -1229,7 +1353,7 @@
       <w:r>
         <w:rPr>
           <w:rFonts w:cs="Arial"/>
-          <w:b w:val="false"/>
+          <w:color w:val="000000"/>
         </w:rPr>
         <w:t>1.</w:t>
         <w:tab/>
@@ -1257,7 +1381,7 @@
       <w:r>
         <w:rPr>
           <w:rFonts w:cs="Arial"/>
-          <w:b w:val="false"/>
+          <w:color w:val="000000"/>
         </w:rPr>
         <w:t>2.</w:t>
         <w:tab/>
@@ -1285,7 +1409,7 @@
       <w:r>
         <w:rPr>
           <w:rFonts w:cs="Arial"/>
-          <w:b w:val="false"/>
+          <w:color w:val="000000"/>
         </w:rPr>
         <w:t>3.</w:t>
         <w:tab/>
@@ -1303,13 +1427,13 @@
       <w:tblPr>
         <w:tblW w:w="9298" w:type="dxa"/>
         <w:jc w:val="left"/>
-        <w:tblInd w:w="-8" w:type="dxa"/>
+        <w:tblInd w:w="2" w:type="dxa"/>
         <w:tblLayout w:type="fixed"/>
         <w:tblCellMar>
           <w:top w:w="60" w:type="dxa"/>
-          <w:left w:w="100" w:type="dxa"/>
+          <w:left w:w="110" w:type="dxa"/>
           <w:bottom w:w="60" w:type="dxa"/>
-          <w:right w:w="100" w:type="dxa"/>
+          <w:right w:w="110" w:type="dxa"/>
         </w:tblCellMar>
         <w:tblLook w:val="04a0" w:noHBand="0" w:noVBand="1" w:firstColumn="1" w:lastRow="0" w:lastColumn="0" w:firstRow="1"/>
       </w:tblPr>
@@ -1327,8 +1451,8 @@
             <w:tcBorders>
               <w:top w:val="single" w:sz="4" w:space="0" w:color="A89662"/>
               <w:left w:val="single" w:sz="4" w:space="0" w:color="A89662"/>
-              <w:bottom w:val="single" w:sz="4" w:space="0" w:color="A89662"/>
-              <w:right w:val="single" w:sz="4" w:space="0" w:color="A89662"/>
+              <w:bottom w:val="single" w:sz="4" w:space="0" w:color="D9D9D2"/>
+              <w:right w:val="single" w:sz="4" w:space="0" w:color="D9D9D2"/>
             </w:tcBorders>
             <w:shd w:color="auto" w:fill="002516" w:val="clear"/>
           </w:tcPr>
@@ -1336,7 +1460,7 @@
             <w:pPr>
               <w:pStyle w:val="Normal"/>
               <w:keepNext w:val="true"/>
-              <w:spacing w:lineRule="auto" w:line="252" w:before="0" w:after="0"/>
+              <w:spacing w:lineRule="auto" w:line="268" w:before="0" w:after="0"/>
               <w:rPr/>
             </w:pPr>
             <w:r>
@@ -1356,8 +1480,8 @@
             <w:tcW w:w="6689" w:type="dxa"/>
             <w:tcBorders>
               <w:top w:val="single" w:sz="4" w:space="0" w:color="A89662"/>
-              <w:left w:val="single" w:sz="4" w:space="0" w:color="A89662"/>
-              <w:bottom w:val="single" w:sz="4" w:space="0" w:color="A89662"/>
+              <w:left w:val="single" w:sz="4" w:space="0" w:color="D9D9D2"/>
+              <w:bottom w:val="single" w:sz="4" w:space="0" w:color="D9D9D2"/>
               <w:right w:val="single" w:sz="4" w:space="0" w:color="A89662"/>
             </w:tcBorders>
             <w:shd w:color="auto" w:fill="002516" w:val="clear"/>
@@ -1366,7 +1490,7 @@
             <w:pPr>
               <w:pStyle w:val="Normal"/>
               <w:keepNext w:val="true"/>
-              <w:spacing w:lineRule="auto" w:line="252" w:before="0" w:after="0"/>
+              <w:spacing w:lineRule="auto" w:line="268" w:before="0" w:after="0"/>
               <w:rPr/>
             </w:pPr>
             <w:r>
@@ -1390,10 +1514,10 @@
           <w:tcPr>
             <w:tcW w:w="2608" w:type="dxa"/>
             <w:tcBorders>
-              <w:top w:val="single" w:sz="4" w:space="0" w:color="A89662"/>
+              <w:top w:val="single" w:sz="4" w:space="0" w:color="D9D9D2"/>
               <w:left w:val="single" w:sz="4" w:space="0" w:color="A89662"/>
-              <w:bottom w:val="single" w:sz="4" w:space="0" w:color="A89662"/>
-              <w:right w:val="single" w:sz="4" w:space="0" w:color="A89662"/>
+              <w:bottom w:val="single" w:sz="4" w:space="0" w:color="D9D9D2"/>
+              <w:right w:val="single" w:sz="4" w:space="0" w:color="D9D9D2"/>
             </w:tcBorders>
             <w:shd w:color="auto" w:fill="CDD2B7" w:val="clear"/>
           </w:tcPr>
@@ -1401,7 +1525,7 @@
             <w:pPr>
               <w:pStyle w:val="Normal"/>
               <w:keepNext w:val="true"/>
-              <w:spacing w:lineRule="auto" w:line="252" w:before="0" w:after="0"/>
+              <w:spacing w:lineRule="auto" w:line="268" w:before="0" w:after="0"/>
               <w:rPr/>
             </w:pPr>
             <w:r>
@@ -1420,9 +1544,9 @@
           <w:tcPr>
             <w:tcW w:w="6689" w:type="dxa"/>
             <w:tcBorders>
-              <w:top w:val="single" w:sz="4" w:space="0" w:color="A89662"/>
-              <w:left w:val="single" w:sz="4" w:space="0" w:color="A89662"/>
-              <w:bottom w:val="single" w:sz="4" w:space="0" w:color="A89662"/>
+              <w:top w:val="single" w:sz="4" w:space="0" w:color="D9D9D2"/>
+              <w:left w:val="single" w:sz="4" w:space="0" w:color="D9D9D2"/>
+              <w:bottom w:val="single" w:sz="4" w:space="0" w:color="D9D9D2"/>
               <w:right w:val="single" w:sz="4" w:space="0" w:color="A89662"/>
             </w:tcBorders>
           </w:tcPr>
@@ -1430,7 +1554,7 @@
             <w:pPr>
               <w:pStyle w:val="Normal"/>
               <w:keepNext w:val="true"/>
-              <w:spacing w:lineRule="auto" w:line="252" w:before="0" w:after="0"/>
+              <w:spacing w:lineRule="auto" w:line="268" w:before="0" w:after="0"/>
               <w:rPr/>
             </w:pPr>
             <w:r>
@@ -1438,7 +1562,7 @@
                 <w:rFonts w:cs="Arial"/>
                 <w:b w:val="false"/>
                 <w:i w:val="false"/>
-                <w:sz w:val="20"/>
+                <w:sz w:val="19"/>
               </w:rPr>
               <w:t>N/A</w:t>
             </w:r>
@@ -1453,10 +1577,10 @@
           <w:tcPr>
             <w:tcW w:w="2608" w:type="dxa"/>
             <w:tcBorders>
-              <w:top w:val="single" w:sz="4" w:space="0" w:color="A89662"/>
+              <w:top w:val="single" w:sz="4" w:space="0" w:color="D9D9D2"/>
               <w:left w:val="single" w:sz="4" w:space="0" w:color="A89662"/>
-              <w:bottom w:val="single" w:sz="4" w:space="0" w:color="A89662"/>
-              <w:right w:val="single" w:sz="4" w:space="0" w:color="A89662"/>
+              <w:bottom w:val="single" w:sz="4" w:space="0" w:color="D9D9D2"/>
+              <w:right w:val="single" w:sz="4" w:space="0" w:color="D9D9D2"/>
             </w:tcBorders>
             <w:shd w:color="auto" w:fill="CDD2B7" w:val="clear"/>
           </w:tcPr>
@@ -1464,7 +1588,7 @@
             <w:pPr>
               <w:pStyle w:val="Normal"/>
               <w:keepNext w:val="true"/>
-              <w:spacing w:lineRule="auto" w:line="252" w:before="0" w:after="0"/>
+              <w:spacing w:lineRule="auto" w:line="268" w:before="0" w:after="0"/>
               <w:rPr/>
             </w:pPr>
             <w:r>
@@ -1483,9 +1607,9 @@
           <w:tcPr>
             <w:tcW w:w="6689" w:type="dxa"/>
             <w:tcBorders>
-              <w:top w:val="single" w:sz="4" w:space="0" w:color="A89662"/>
-              <w:left w:val="single" w:sz="4" w:space="0" w:color="A89662"/>
-              <w:bottom w:val="single" w:sz="4" w:space="0" w:color="A89662"/>
+              <w:top w:val="single" w:sz="4" w:space="0" w:color="D9D9D2"/>
+              <w:left w:val="single" w:sz="4" w:space="0" w:color="D9D9D2"/>
+              <w:bottom w:val="single" w:sz="4" w:space="0" w:color="D9D9D2"/>
               <w:right w:val="single" w:sz="4" w:space="0" w:color="A89662"/>
             </w:tcBorders>
           </w:tcPr>
@@ -1493,7 +1617,7 @@
             <w:pPr>
               <w:pStyle w:val="Normal"/>
               <w:keepNext w:val="true"/>
-              <w:spacing w:lineRule="auto" w:line="252" w:before="0" w:after="0"/>
+              <w:spacing w:lineRule="auto" w:line="268" w:before="0" w:after="0"/>
               <w:rPr/>
             </w:pPr>
             <w:r>
@@ -1501,7 +1625,7 @@
                 <w:rFonts w:cs="Arial"/>
                 <w:b w:val="false"/>
                 <w:i w:val="false"/>
-                <w:sz w:val="20"/>
+                <w:sz w:val="19"/>
               </w:rPr>
               <w:t>Minimum: 15</w:t>
             </w:r>
@@ -1514,7 +1638,7 @@
                 <w:rFonts w:cs="Arial"/>
                 <w:b w:val="false"/>
                 <w:i w:val="false"/>
-                <w:sz w:val="20"/>
+                <w:sz w:val="19"/>
               </w:rPr>
               <w:t>Maximum: 24</w:t>
             </w:r>
@@ -1529,10 +1653,10 @@
           <w:tcPr>
             <w:tcW w:w="2608" w:type="dxa"/>
             <w:tcBorders>
-              <w:top w:val="single" w:sz="4" w:space="0" w:color="A89662"/>
+              <w:top w:val="single" w:sz="4" w:space="0" w:color="D9D9D2"/>
               <w:left w:val="single" w:sz="4" w:space="0" w:color="A89662"/>
-              <w:bottom w:val="single" w:sz="4" w:space="0" w:color="A89662"/>
-              <w:right w:val="single" w:sz="4" w:space="0" w:color="A89662"/>
+              <w:bottom w:val="single" w:sz="4" w:space="0" w:color="D9D9D2"/>
+              <w:right w:val="single" w:sz="4" w:space="0" w:color="D9D9D2"/>
             </w:tcBorders>
             <w:shd w:color="auto" w:fill="CDD2B7" w:val="clear"/>
           </w:tcPr>
@@ -1540,7 +1664,7 @@
             <w:pPr>
               <w:pStyle w:val="Normal"/>
               <w:keepNext w:val="true"/>
-              <w:spacing w:lineRule="auto" w:line="252" w:before="0" w:after="0"/>
+              <w:spacing w:lineRule="auto" w:line="268" w:before="0" w:after="0"/>
               <w:rPr/>
             </w:pPr>
             <w:r>
@@ -1559,9 +1683,9 @@
           <w:tcPr>
             <w:tcW w:w="6689" w:type="dxa"/>
             <w:tcBorders>
-              <w:top w:val="single" w:sz="4" w:space="0" w:color="A89662"/>
-              <w:left w:val="single" w:sz="4" w:space="0" w:color="A89662"/>
-              <w:bottom w:val="single" w:sz="4" w:space="0" w:color="A89662"/>
+              <w:top w:val="single" w:sz="4" w:space="0" w:color="D9D9D2"/>
+              <w:left w:val="single" w:sz="4" w:space="0" w:color="D9D9D2"/>
+              <w:bottom w:val="single" w:sz="4" w:space="0" w:color="D9D9D2"/>
               <w:right w:val="single" w:sz="4" w:space="0" w:color="A89662"/>
             </w:tcBorders>
           </w:tcPr>
@@ -1569,7 +1693,7 @@
             <w:pPr>
               <w:pStyle w:val="Normal"/>
               <w:keepNext w:val="true"/>
-              <w:spacing w:lineRule="auto" w:line="252" w:before="0" w:after="0"/>
+              <w:spacing w:lineRule="auto" w:line="268" w:before="0" w:after="0"/>
               <w:rPr/>
             </w:pPr>
             <w:r>
@@ -1577,7 +1701,7 @@
                 <w:rFonts w:cs="Arial"/>
                 <w:b w:val="false"/>
                 <w:i w:val="false"/>
-                <w:sz w:val="20"/>
+                <w:sz w:val="19"/>
               </w:rPr>
               <w:t>Maximum number of MAP learners: 1</w:t>
             </w:r>
@@ -1592,10 +1716,10 @@
           <w:tcPr>
             <w:tcW w:w="2608" w:type="dxa"/>
             <w:tcBorders>
-              <w:top w:val="single" w:sz="4" w:space="0" w:color="A89662"/>
+              <w:top w:val="single" w:sz="4" w:space="0" w:color="D9D9D2"/>
               <w:left w:val="single" w:sz="4" w:space="0" w:color="A89662"/>
-              <w:bottom w:val="single" w:sz="4" w:space="0" w:color="A89662"/>
-              <w:right w:val="single" w:sz="4" w:space="0" w:color="A89662"/>
+              <w:bottom w:val="single" w:sz="4" w:space="0" w:color="D9D9D2"/>
+              <w:right w:val="single" w:sz="4" w:space="0" w:color="D9D9D2"/>
             </w:tcBorders>
             <w:shd w:color="auto" w:fill="CDD2B7" w:val="clear"/>
           </w:tcPr>
@@ -1603,7 +1727,7 @@
             <w:pPr>
               <w:pStyle w:val="Normal"/>
               <w:keepNext w:val="true"/>
-              <w:spacing w:lineRule="auto" w:line="252" w:before="0" w:after="0"/>
+              <w:spacing w:lineRule="auto" w:line="268" w:before="0" w:after="0"/>
               <w:rPr/>
             </w:pPr>
             <w:r>
@@ -1622,9 +1746,9 @@
           <w:tcPr>
             <w:tcW w:w="6689" w:type="dxa"/>
             <w:tcBorders>
-              <w:top w:val="single" w:sz="4" w:space="0" w:color="A89662"/>
-              <w:left w:val="single" w:sz="4" w:space="0" w:color="A89662"/>
-              <w:bottom w:val="single" w:sz="4" w:space="0" w:color="A89662"/>
+              <w:top w:val="single" w:sz="4" w:space="0" w:color="D9D9D2"/>
+              <w:left w:val="single" w:sz="4" w:space="0" w:color="D9D9D2"/>
+              <w:bottom w:val="single" w:sz="4" w:space="0" w:color="D9D9D2"/>
               <w:right w:val="single" w:sz="4" w:space="0" w:color="A89662"/>
             </w:tcBorders>
           </w:tcPr>
@@ -1632,7 +1756,7 @@
             <w:pPr>
               <w:pStyle w:val="Normal"/>
               <w:keepNext w:val="true"/>
-              <w:spacing w:lineRule="auto" w:line="252" w:before="0" w:after="0"/>
+              <w:spacing w:lineRule="auto" w:line="268" w:before="0" w:after="0"/>
               <w:rPr/>
             </w:pPr>
             <w:r>
@@ -1640,7 +1764,7 @@
                 <w:rFonts w:cs="Arial"/>
                 <w:b w:val="false"/>
                 <w:i w:val="false"/>
-                <w:sz w:val="20"/>
+                <w:sz w:val="19"/>
               </w:rPr>
               <w:t xml:space="preserve">• </w:t>
             </w:r>
@@ -1649,7 +1773,7 @@
                 <w:rFonts w:cs="Arial"/>
                 <w:b w:val="false"/>
                 <w:i w:val="false"/>
-                <w:sz w:val="20"/>
+                <w:sz w:val="19"/>
               </w:rPr>
               <w:t>Speaking: 7</w:t>
             </w:r>
@@ -1662,7 +1786,7 @@
                 <w:rFonts w:cs="Arial"/>
                 <w:b w:val="false"/>
                 <w:i w:val="false"/>
-                <w:sz w:val="20"/>
+                <w:sz w:val="19"/>
               </w:rPr>
               <w:t>• Listening: 7</w:t>
             </w:r>
@@ -1675,7 +1799,7 @@
                 <w:rFonts w:cs="Arial"/>
                 <w:b w:val="false"/>
                 <w:i w:val="false"/>
-                <w:sz w:val="20"/>
+                <w:sz w:val="19"/>
               </w:rPr>
               <w:t>• Reading: 5</w:t>
             </w:r>
@@ -1688,7 +1812,7 @@
                 <w:rFonts w:cs="Arial"/>
                 <w:b w:val="false"/>
                 <w:i w:val="false"/>
-                <w:sz w:val="20"/>
+                <w:sz w:val="19"/>
               </w:rPr>
               <w:t>• Writing: 5</w:t>
             </w:r>
@@ -1703,10 +1827,10 @@
           <w:tcPr>
             <w:tcW w:w="2608" w:type="dxa"/>
             <w:tcBorders>
-              <w:top w:val="single" w:sz="4" w:space="0" w:color="A89662"/>
+              <w:top w:val="single" w:sz="4" w:space="0" w:color="D9D9D2"/>
               <w:left w:val="single" w:sz="4" w:space="0" w:color="A89662"/>
-              <w:bottom w:val="single" w:sz="4" w:space="0" w:color="A89662"/>
-              <w:right w:val="single" w:sz="4" w:space="0" w:color="A89662"/>
+              <w:bottom w:val="single" w:sz="4" w:space="0" w:color="D9D9D2"/>
+              <w:right w:val="single" w:sz="4" w:space="0" w:color="D9D9D2"/>
             </w:tcBorders>
             <w:shd w:color="auto" w:fill="CDD2B7" w:val="clear"/>
           </w:tcPr>
@@ -1714,7 +1838,7 @@
             <w:pPr>
               <w:pStyle w:val="Normal"/>
               <w:keepNext w:val="true"/>
-              <w:spacing w:lineRule="auto" w:line="252" w:before="0" w:after="0"/>
+              <w:spacing w:lineRule="auto" w:line="268" w:before="0" w:after="0"/>
               <w:rPr/>
             </w:pPr>
             <w:r>
@@ -1733,9 +1857,9 @@
           <w:tcPr>
             <w:tcW w:w="6689" w:type="dxa"/>
             <w:tcBorders>
-              <w:top w:val="single" w:sz="4" w:space="0" w:color="A89662"/>
-              <w:left w:val="single" w:sz="4" w:space="0" w:color="A89662"/>
-              <w:bottom w:val="single" w:sz="4" w:space="0" w:color="A89662"/>
+              <w:top w:val="single" w:sz="4" w:space="0" w:color="D9D9D2"/>
+              <w:left w:val="single" w:sz="4" w:space="0" w:color="D9D9D2"/>
+              <w:bottom w:val="single" w:sz="4" w:space="0" w:color="D9D9D2"/>
               <w:right w:val="single" w:sz="4" w:space="0" w:color="A89662"/>
             </w:tcBorders>
           </w:tcPr>
@@ -1743,7 +1867,7 @@
             <w:pPr>
               <w:pStyle w:val="Normal"/>
               <w:keepNext w:val="true"/>
-              <w:spacing w:lineRule="auto" w:line="252" w:before="0" w:after="0"/>
+              <w:spacing w:lineRule="auto" w:line="268" w:before="0" w:after="0"/>
               <w:rPr/>
             </w:pPr>
             <w:r>
@@ -1751,7 +1875,7 @@
                 <w:rFonts w:cs="Arial"/>
                 <w:b w:val="false"/>
                 <w:i w:val="false"/>
-                <w:sz w:val="20"/>
+                <w:sz w:val="19"/>
               </w:rPr>
               <w:t>Maximum number of NZDF Civilian learners: 6</w:t>
             </w:r>
@@ -1766,10 +1890,10 @@
           <w:tcPr>
             <w:tcW w:w="2608" w:type="dxa"/>
             <w:tcBorders>
-              <w:top w:val="single" w:sz="4" w:space="0" w:color="A89662"/>
+              <w:top w:val="single" w:sz="4" w:space="0" w:color="D9D9D2"/>
               <w:left w:val="single" w:sz="4" w:space="0" w:color="A89662"/>
-              <w:bottom w:val="single" w:sz="4" w:space="0" w:color="A89662"/>
-              <w:right w:val="single" w:sz="4" w:space="0" w:color="A89662"/>
+              <w:bottom w:val="single" w:sz="4" w:space="0" w:color="D9D9D2"/>
+              <w:right w:val="single" w:sz="4" w:space="0" w:color="D9D9D2"/>
             </w:tcBorders>
             <w:shd w:color="auto" w:fill="CDD2B7" w:val="clear"/>
           </w:tcPr>
@@ -1777,7 +1901,7 @@
             <w:pPr>
               <w:pStyle w:val="Normal"/>
               <w:keepNext w:val="true"/>
-              <w:spacing w:lineRule="auto" w:line="252" w:before="0" w:after="0"/>
+              <w:spacing w:lineRule="auto" w:line="268" w:before="0" w:after="0"/>
               <w:rPr/>
             </w:pPr>
             <w:r>
@@ -1796,9 +1920,9 @@
           <w:tcPr>
             <w:tcW w:w="6689" w:type="dxa"/>
             <w:tcBorders>
-              <w:top w:val="single" w:sz="4" w:space="0" w:color="A89662"/>
-              <w:left w:val="single" w:sz="4" w:space="0" w:color="A89662"/>
-              <w:bottom w:val="single" w:sz="4" w:space="0" w:color="A89662"/>
+              <w:top w:val="single" w:sz="4" w:space="0" w:color="D9D9D2"/>
+              <w:left w:val="single" w:sz="4" w:space="0" w:color="D9D9D2"/>
+              <w:bottom w:val="single" w:sz="4" w:space="0" w:color="D9D9D2"/>
               <w:right w:val="single" w:sz="4" w:space="0" w:color="A89662"/>
             </w:tcBorders>
           </w:tcPr>
@@ -1806,7 +1930,7 @@
             <w:pPr>
               <w:pStyle w:val="Normal"/>
               <w:keepNext w:val="true"/>
-              <w:spacing w:lineRule="auto" w:line="252" w:before="0" w:after="0"/>
+              <w:spacing w:lineRule="auto" w:line="268" w:before="0" w:after="0"/>
               <w:rPr/>
             </w:pPr>
             <w:r>
@@ -1814,7 +1938,7 @@
                 <w:rFonts w:cs="Arial"/>
                 <w:b w:val="false"/>
                 <w:i w:val="false"/>
-                <w:sz w:val="20"/>
+                <w:sz w:val="19"/>
               </w:rPr>
               <w:t>Maximum number of International (non-MAP) learners: 1</w:t>
             </w:r>
@@ -1829,17 +1953,17 @@
           <w:tcPr>
             <w:tcW w:w="2608" w:type="dxa"/>
             <w:tcBorders>
-              <w:top w:val="single" w:sz="4" w:space="0" w:color="A89662"/>
+              <w:top w:val="single" w:sz="4" w:space="0" w:color="D9D9D2"/>
               <w:left w:val="single" w:sz="4" w:space="0" w:color="A89662"/>
               <w:bottom w:val="single" w:sz="4" w:space="0" w:color="A89662"/>
-              <w:right w:val="single" w:sz="4" w:space="0" w:color="A89662"/>
+              <w:right w:val="single" w:sz="4" w:space="0" w:color="D9D9D2"/>
             </w:tcBorders>
             <w:shd w:color="auto" w:fill="CDD2B7" w:val="clear"/>
           </w:tcPr>
           <w:p>
             <w:pPr>
               <w:pStyle w:val="Normal"/>
-              <w:spacing w:lineRule="auto" w:line="252" w:before="0" w:after="0"/>
+              <w:spacing w:lineRule="auto" w:line="268" w:before="0" w:after="0"/>
               <w:rPr/>
             </w:pPr>
             <w:r>
@@ -1858,8 +1982,8 @@
           <w:tcPr>
             <w:tcW w:w="6689" w:type="dxa"/>
             <w:tcBorders>
-              <w:top w:val="single" w:sz="4" w:space="0" w:color="A89662"/>
-              <w:left w:val="single" w:sz="4" w:space="0" w:color="A89662"/>
+              <w:top w:val="single" w:sz="4" w:space="0" w:color="D9D9D2"/>
+              <w:left w:val="single" w:sz="4" w:space="0" w:color="D9D9D2"/>
               <w:bottom w:val="single" w:sz="4" w:space="0" w:color="A89662"/>
               <w:right w:val="single" w:sz="4" w:space="0" w:color="A89662"/>
             </w:tcBorders>
@@ -1867,7 +1991,7 @@
           <w:p>
             <w:pPr>
               <w:pStyle w:val="Normal"/>
-              <w:spacing w:lineRule="auto" w:line="252" w:before="0" w:after="0"/>
+              <w:spacing w:lineRule="auto" w:line="268" w:before="0" w:after="0"/>
               <w:rPr/>
             </w:pPr>
             <w:r>
@@ -1875,7 +1999,7 @@
                 <w:rFonts w:cs="Arial"/>
                 <w:b w:val="false"/>
                 <w:i w:val="false"/>
-                <w:sz w:val="20"/>
+                <w:sz w:val="19"/>
               </w:rPr>
               <w:t>Maximum number of non-NZDF learners: 2</w:t>
             </w:r>
@@ -1886,7 +2010,7 @@
     <w:p>
       <w:pPr>
         <w:pStyle w:val="Normal"/>
-        <w:spacing w:before="0" w:after="80"/>
+        <w:spacing w:before="0" w:after="120"/>
         <w:rPr/>
       </w:pPr>
       <w:r>
@@ -1904,7 +2028,7 @@
           <w:b/>
           <w:i w:val="false"/>
           <w:color w:val="002516"/>
-          <w:sz w:val="24"/>
+          <w:sz w:val="25"/>
         </w:rPr>
         <w:t>Governance and Delivery</w:t>
       </w:r>
@@ -1913,13 +2037,13 @@
       <w:tblPr>
         <w:tblW w:w="9298" w:type="dxa"/>
         <w:jc w:val="left"/>
-        <w:tblInd w:w="-8" w:type="dxa"/>
+        <w:tblInd w:w="2" w:type="dxa"/>
         <w:tblLayout w:type="fixed"/>
         <w:tblCellMar>
           <w:top w:w="60" w:type="dxa"/>
-          <w:left w:w="100" w:type="dxa"/>
+          <w:left w:w="110" w:type="dxa"/>
           <w:bottom w:w="60" w:type="dxa"/>
-          <w:right w:w="100" w:type="dxa"/>
+          <w:right w:w="110" w:type="dxa"/>
         </w:tblCellMar>
         <w:tblLook w:val="04a0" w:noHBand="0" w:noVBand="1" w:firstColumn="1" w:lastRow="0" w:lastColumn="0" w:firstRow="1"/>
       </w:tblPr>
@@ -1937,8 +2061,8 @@
             <w:tcBorders>
               <w:top w:val="single" w:sz="4" w:space="0" w:color="A89662"/>
               <w:left w:val="single" w:sz="4" w:space="0" w:color="A89662"/>
-              <w:bottom w:val="single" w:sz="4" w:space="0" w:color="A89662"/>
-              <w:right w:val="single" w:sz="4" w:space="0" w:color="A89662"/>
+              <w:bottom w:val="single" w:sz="4" w:space="0" w:color="D9D9D2"/>
+              <w:right w:val="single" w:sz="4" w:space="0" w:color="D9D9D2"/>
             </w:tcBorders>
             <w:shd w:color="auto" w:fill="002516" w:val="clear"/>
           </w:tcPr>
@@ -1946,7 +2070,7 @@
             <w:pPr>
               <w:pStyle w:val="Normal"/>
               <w:keepNext w:val="true"/>
-              <w:spacing w:lineRule="auto" w:line="252" w:before="0" w:after="0"/>
+              <w:spacing w:lineRule="auto" w:line="268" w:before="0" w:after="0"/>
               <w:rPr/>
             </w:pPr>
             <w:r>
@@ -1966,8 +2090,8 @@
             <w:tcW w:w="6689" w:type="dxa"/>
             <w:tcBorders>
               <w:top w:val="single" w:sz="4" w:space="0" w:color="A89662"/>
-              <w:left w:val="single" w:sz="4" w:space="0" w:color="A89662"/>
-              <w:bottom w:val="single" w:sz="4" w:space="0" w:color="A89662"/>
+              <w:left w:val="single" w:sz="4" w:space="0" w:color="D9D9D2"/>
+              <w:bottom w:val="single" w:sz="4" w:space="0" w:color="D9D9D2"/>
               <w:right w:val="single" w:sz="4" w:space="0" w:color="A89662"/>
             </w:tcBorders>
             <w:shd w:color="auto" w:fill="002516" w:val="clear"/>
@@ -1976,7 +2100,7 @@
             <w:pPr>
               <w:pStyle w:val="Normal"/>
               <w:keepNext w:val="true"/>
-              <w:spacing w:lineRule="auto" w:line="252" w:before="0" w:after="0"/>
+              <w:spacing w:lineRule="auto" w:line="268" w:before="0" w:after="0"/>
               <w:rPr/>
             </w:pPr>
             <w:r>
@@ -2000,10 +2124,10 @@
           <w:tcPr>
             <w:tcW w:w="2608" w:type="dxa"/>
             <w:tcBorders>
-              <w:top w:val="single" w:sz="4" w:space="0" w:color="A89662"/>
+              <w:top w:val="single" w:sz="4" w:space="0" w:color="D9D9D2"/>
               <w:left w:val="single" w:sz="4" w:space="0" w:color="A89662"/>
-              <w:bottom w:val="single" w:sz="4" w:space="0" w:color="A89662"/>
-              <w:right w:val="single" w:sz="4" w:space="0" w:color="A89662"/>
+              <w:bottom w:val="single" w:sz="4" w:space="0" w:color="D9D9D2"/>
+              <w:right w:val="single" w:sz="4" w:space="0" w:color="D9D9D2"/>
             </w:tcBorders>
             <w:shd w:color="auto" w:fill="CDD2B7" w:val="clear"/>
           </w:tcPr>
@@ -2011,7 +2135,7 @@
             <w:pPr>
               <w:pStyle w:val="Normal"/>
               <w:keepNext w:val="true"/>
-              <w:spacing w:lineRule="auto" w:line="252" w:before="0" w:after="0"/>
+              <w:spacing w:lineRule="auto" w:line="268" w:before="0" w:after="0"/>
               <w:rPr/>
             </w:pPr>
             <w:r>
@@ -2030,9 +2154,9 @@
           <w:tcPr>
             <w:tcW w:w="6689" w:type="dxa"/>
             <w:tcBorders>
-              <w:top w:val="single" w:sz="4" w:space="0" w:color="A89662"/>
-              <w:left w:val="single" w:sz="4" w:space="0" w:color="A89662"/>
-              <w:bottom w:val="single" w:sz="4" w:space="0" w:color="A89662"/>
+              <w:top w:val="single" w:sz="4" w:space="0" w:color="D9D9D2"/>
+              <w:left w:val="single" w:sz="4" w:space="0" w:color="D9D9D2"/>
+              <w:bottom w:val="single" w:sz="4" w:space="0" w:color="D9D9D2"/>
               <w:right w:val="single" w:sz="4" w:space="0" w:color="A89662"/>
             </w:tcBorders>
           </w:tcPr>
@@ -2040,7 +2164,7 @@
             <w:pPr>
               <w:pStyle w:val="Normal"/>
               <w:keepNext w:val="true"/>
-              <w:spacing w:lineRule="auto" w:line="252" w:before="0" w:after="0"/>
+              <w:spacing w:lineRule="auto" w:line="268" w:before="0" w:after="0"/>
               <w:rPr/>
             </w:pPr>
             <w:r>
@@ -2048,7 +2172,7 @@
                 <w:rFonts w:cs="Arial"/>
                 <w:b w:val="false"/>
                 <w:i w:val="false"/>
-                <w:sz w:val="20"/>
+                <w:sz w:val="19"/>
               </w:rPr>
               <w:t>Army Training Review Board (ATRB), subject to confirmation of current governance arrangements.</w:t>
             </w:r>
@@ -2063,10 +2187,10 @@
           <w:tcPr>
             <w:tcW w:w="2608" w:type="dxa"/>
             <w:tcBorders>
-              <w:top w:val="single" w:sz="4" w:space="0" w:color="A89662"/>
+              <w:top w:val="single" w:sz="4" w:space="0" w:color="D9D9D2"/>
               <w:left w:val="single" w:sz="4" w:space="0" w:color="A89662"/>
-              <w:bottom w:val="single" w:sz="4" w:space="0" w:color="A89662"/>
-              <w:right w:val="single" w:sz="4" w:space="0" w:color="A89662"/>
+              <w:bottom w:val="single" w:sz="4" w:space="0" w:color="D9D9D2"/>
+              <w:right w:val="single" w:sz="4" w:space="0" w:color="D9D9D2"/>
             </w:tcBorders>
             <w:shd w:color="auto" w:fill="CDD2B7" w:val="clear"/>
           </w:tcPr>
@@ -2074,7 +2198,7 @@
             <w:pPr>
               <w:pStyle w:val="Normal"/>
               <w:keepNext w:val="true"/>
-              <w:spacing w:lineRule="auto" w:line="252" w:before="0" w:after="0"/>
+              <w:spacing w:lineRule="auto" w:line="268" w:before="0" w:after="0"/>
               <w:rPr/>
             </w:pPr>
             <w:r>
@@ -2093,9 +2217,9 @@
           <w:tcPr>
             <w:tcW w:w="6689" w:type="dxa"/>
             <w:tcBorders>
-              <w:top w:val="single" w:sz="4" w:space="0" w:color="A89662"/>
-              <w:left w:val="single" w:sz="4" w:space="0" w:color="A89662"/>
-              <w:bottom w:val="single" w:sz="4" w:space="0" w:color="A89662"/>
+              <w:top w:val="single" w:sz="4" w:space="0" w:color="D9D9D2"/>
+              <w:left w:val="single" w:sz="4" w:space="0" w:color="D9D9D2"/>
+              <w:bottom w:val="single" w:sz="4" w:space="0" w:color="D9D9D2"/>
               <w:right w:val="single" w:sz="4" w:space="0" w:color="A89662"/>
             </w:tcBorders>
           </w:tcPr>
@@ -2103,7 +2227,7 @@
             <w:pPr>
               <w:pStyle w:val="Normal"/>
               <w:keepNext w:val="true"/>
-              <w:spacing w:lineRule="auto" w:line="252" w:before="0" w:after="0"/>
+              <w:spacing w:lineRule="auto" w:line="268" w:before="0" w:after="0"/>
               <w:rPr/>
             </w:pPr>
             <w:r>
@@ -2111,7 +2235,7 @@
                 <w:rFonts w:cs="Arial"/>
                 <w:b w:val="false"/>
                 <w:i w:val="false"/>
-                <w:sz w:val="20"/>
+                <w:sz w:val="19"/>
               </w:rPr>
               <w:t>Army Command School (ACS)</w:t>
             </w:r>
@@ -2126,17 +2250,17 @@
           <w:tcPr>
             <w:tcW w:w="2608" w:type="dxa"/>
             <w:tcBorders>
-              <w:top w:val="single" w:sz="4" w:space="0" w:color="A89662"/>
+              <w:top w:val="single" w:sz="4" w:space="0" w:color="D9D9D2"/>
               <w:left w:val="single" w:sz="4" w:space="0" w:color="A89662"/>
               <w:bottom w:val="single" w:sz="4" w:space="0" w:color="A89662"/>
-              <w:right w:val="single" w:sz="4" w:space="0" w:color="A89662"/>
+              <w:right w:val="single" w:sz="4" w:space="0" w:color="D9D9D2"/>
             </w:tcBorders>
             <w:shd w:color="auto" w:fill="CDD2B7" w:val="clear"/>
           </w:tcPr>
           <w:p>
             <w:pPr>
               <w:pStyle w:val="Normal"/>
-              <w:spacing w:lineRule="auto" w:line="252" w:before="0" w:after="0"/>
+              <w:spacing w:lineRule="auto" w:line="268" w:before="0" w:after="0"/>
               <w:rPr/>
             </w:pPr>
             <w:r>
@@ -2155,8 +2279,8 @@
           <w:tcPr>
             <w:tcW w:w="6689" w:type="dxa"/>
             <w:tcBorders>
-              <w:top w:val="single" w:sz="4" w:space="0" w:color="A89662"/>
-              <w:left w:val="single" w:sz="4" w:space="0" w:color="A89662"/>
+              <w:top w:val="single" w:sz="4" w:space="0" w:color="D9D9D2"/>
+              <w:left w:val="single" w:sz="4" w:space="0" w:color="D9D9D2"/>
               <w:bottom w:val="single" w:sz="4" w:space="0" w:color="A89662"/>
               <w:right w:val="single" w:sz="4" w:space="0" w:color="A89662"/>
             </w:tcBorders>
@@ -2164,7 +2288,7 @@
           <w:p>
             <w:pPr>
               <w:pStyle w:val="Normal"/>
-              <w:spacing w:lineRule="auto" w:line="252" w:before="0" w:after="0"/>
+              <w:spacing w:lineRule="auto" w:line="268" w:before="0" w:after="0"/>
               <w:rPr/>
             </w:pPr>
             <w:r>
@@ -2172,7 +2296,7 @@
                 <w:rFonts w:cs="Arial"/>
                 <w:b w:val="false"/>
                 <w:i w:val="false"/>
-                <w:sz w:val="20"/>
+                <w:sz w:val="19"/>
               </w:rPr>
               <w:t>New Zealand Army Leadership Centre (NZALC)</w:t>
             </w:r>
@@ -2183,7 +2307,7 @@
     <w:p>
       <w:pPr>
         <w:pStyle w:val="Normal"/>
-        <w:spacing w:before="0" w:after="80"/>
+        <w:spacing w:before="0" w:after="120"/>
         <w:rPr/>
       </w:pPr>
       <w:r>
@@ -2194,7 +2318,7 @@
       <w:pPr>
         <w:pStyle w:val="Normal"/>
         <w:keepNext w:val="true"/>
-        <w:spacing w:before="160" w:after="60"/>
+        <w:spacing w:before="240" w:after="80"/>
         <w:rPr/>
       </w:pPr>
       <w:r>
@@ -2222,7 +2346,7 @@
       <w:r>
         <w:rPr>
           <w:rFonts w:cs="Arial"/>
-          <w:b w:val="false"/>
+          <w:color w:val="000000"/>
         </w:rPr>
         <w:t>1.</w:t>
         <w:tab/>
@@ -2258,7 +2382,7 @@
       <w:r>
         <w:rPr>
           <w:rFonts w:cs="Arial"/>
-          <w:b w:val="false"/>
+          <w:color w:val="000000"/>
         </w:rPr>
         <w:t>2.</w:t>
         <w:tab/>
@@ -2294,7 +2418,7 @@
       <w:r>
         <w:rPr>
           <w:rFonts w:cs="Arial"/>
-          <w:b w:val="false"/>
+          <w:color w:val="000000"/>
         </w:rPr>
         <w:t>3.</w:t>
         <w:tab/>
@@ -2327,7 +2451,7 @@
           <w:b/>
           <w:i w:val="false"/>
           <w:color w:val="002516"/>
-          <w:sz w:val="24"/>
+          <w:sz w:val="25"/>
         </w:rPr>
         <w:t>Nominations and Enrolments</w:t>
       </w:r>
@@ -2336,13 +2460,13 @@
       <w:tblPr>
         <w:tblW w:w="9298" w:type="dxa"/>
         <w:jc w:val="left"/>
-        <w:tblInd w:w="-8" w:type="dxa"/>
+        <w:tblInd w:w="2" w:type="dxa"/>
         <w:tblLayout w:type="fixed"/>
         <w:tblCellMar>
           <w:top w:w="60" w:type="dxa"/>
-          <w:left w:w="100" w:type="dxa"/>
+          <w:left w:w="110" w:type="dxa"/>
           <w:bottom w:w="60" w:type="dxa"/>
-          <w:right w:w="100" w:type="dxa"/>
+          <w:right w:w="110" w:type="dxa"/>
         </w:tblCellMar>
         <w:tblLook w:val="04a0" w:noHBand="0" w:noVBand="1" w:firstColumn="1" w:lastRow="0" w:lastColumn="0" w:firstRow="1"/>
       </w:tblPr>
@@ -2360,8 +2484,8 @@
             <w:tcBorders>
               <w:top w:val="single" w:sz="4" w:space="0" w:color="A89662"/>
               <w:left w:val="single" w:sz="4" w:space="0" w:color="A89662"/>
-              <w:bottom w:val="single" w:sz="4" w:space="0" w:color="A89662"/>
-              <w:right w:val="single" w:sz="4" w:space="0" w:color="A89662"/>
+              <w:bottom w:val="single" w:sz="4" w:space="0" w:color="D9D9D2"/>
+              <w:right w:val="single" w:sz="4" w:space="0" w:color="D9D9D2"/>
             </w:tcBorders>
             <w:shd w:color="auto" w:fill="002516" w:val="clear"/>
           </w:tcPr>
@@ -2369,7 +2493,7 @@
             <w:pPr>
               <w:pStyle w:val="Normal"/>
               <w:keepNext w:val="true"/>
-              <w:spacing w:lineRule="auto" w:line="252" w:before="0" w:after="0"/>
+              <w:spacing w:lineRule="auto" w:line="268" w:before="0" w:after="0"/>
               <w:rPr/>
             </w:pPr>
             <w:r>
@@ -2389,8 +2513,8 @@
             <w:tcW w:w="6689" w:type="dxa"/>
             <w:tcBorders>
               <w:top w:val="single" w:sz="4" w:space="0" w:color="A89662"/>
-              <w:left w:val="single" w:sz="4" w:space="0" w:color="A89662"/>
-              <w:bottom w:val="single" w:sz="4" w:space="0" w:color="A89662"/>
+              <w:left w:val="single" w:sz="4" w:space="0" w:color="D9D9D2"/>
+              <w:bottom w:val="single" w:sz="4" w:space="0" w:color="D9D9D2"/>
               <w:right w:val="single" w:sz="4" w:space="0" w:color="A89662"/>
             </w:tcBorders>
             <w:shd w:color="auto" w:fill="002516" w:val="clear"/>
@@ -2399,7 +2523,7 @@
             <w:pPr>
               <w:pStyle w:val="Normal"/>
               <w:keepNext w:val="true"/>
-              <w:spacing w:lineRule="auto" w:line="252" w:before="0" w:after="0"/>
+              <w:spacing w:lineRule="auto" w:line="268" w:before="0" w:after="0"/>
               <w:rPr/>
             </w:pPr>
             <w:r>
@@ -2423,10 +2547,10 @@
           <w:tcPr>
             <w:tcW w:w="2608" w:type="dxa"/>
             <w:tcBorders>
-              <w:top w:val="single" w:sz="4" w:space="0" w:color="A89662"/>
+              <w:top w:val="single" w:sz="4" w:space="0" w:color="D9D9D2"/>
               <w:left w:val="single" w:sz="4" w:space="0" w:color="A89662"/>
-              <w:bottom w:val="single" w:sz="4" w:space="0" w:color="A89662"/>
-              <w:right w:val="single" w:sz="4" w:space="0" w:color="A89662"/>
+              <w:bottom w:val="single" w:sz="4" w:space="0" w:color="D9D9D2"/>
+              <w:right w:val="single" w:sz="4" w:space="0" w:color="D9D9D2"/>
             </w:tcBorders>
             <w:shd w:color="auto" w:fill="CDD2B7" w:val="clear"/>
           </w:tcPr>
@@ -2434,7 +2558,7 @@
             <w:pPr>
               <w:pStyle w:val="Normal"/>
               <w:keepNext w:val="true"/>
-              <w:spacing w:lineRule="auto" w:line="252" w:before="0" w:after="0"/>
+              <w:spacing w:lineRule="auto" w:line="268" w:before="0" w:after="0"/>
               <w:rPr/>
             </w:pPr>
             <w:r>
@@ -2453,9 +2577,9 @@
           <w:tcPr>
             <w:tcW w:w="6689" w:type="dxa"/>
             <w:tcBorders>
-              <w:top w:val="single" w:sz="4" w:space="0" w:color="A89662"/>
-              <w:left w:val="single" w:sz="4" w:space="0" w:color="A89662"/>
-              <w:bottom w:val="single" w:sz="4" w:space="0" w:color="A89662"/>
+              <w:top w:val="single" w:sz="4" w:space="0" w:color="D9D9D2"/>
+              <w:left w:val="single" w:sz="4" w:space="0" w:color="D9D9D2"/>
+              <w:bottom w:val="single" w:sz="4" w:space="0" w:color="D9D9D2"/>
               <w:right w:val="single" w:sz="4" w:space="0" w:color="A89662"/>
             </w:tcBorders>
           </w:tcPr>
@@ -2463,7 +2587,7 @@
             <w:pPr>
               <w:pStyle w:val="Normal"/>
               <w:keepNext w:val="true"/>
-              <w:spacing w:lineRule="auto" w:line="252" w:before="0" w:after="0"/>
+              <w:spacing w:lineRule="auto" w:line="268" w:before="0" w:after="0"/>
               <w:rPr/>
             </w:pPr>
             <w:r>
@@ -2471,7 +2595,7 @@
                 <w:rFonts w:cs="Arial"/>
                 <w:b w:val="false"/>
                 <w:i w:val="false"/>
-                <w:sz w:val="20"/>
+                <w:sz w:val="19"/>
               </w:rPr>
               <w:t>Chief Instructor, New Zealand Army Leadership Centre</w:t>
             </w:r>
@@ -2486,17 +2610,17 @@
           <w:tcPr>
             <w:tcW w:w="2608" w:type="dxa"/>
             <w:tcBorders>
-              <w:top w:val="single" w:sz="4" w:space="0" w:color="A89662"/>
+              <w:top w:val="single" w:sz="4" w:space="0" w:color="D9D9D2"/>
               <w:left w:val="single" w:sz="4" w:space="0" w:color="A89662"/>
               <w:bottom w:val="single" w:sz="4" w:space="0" w:color="A89662"/>
-              <w:right w:val="single" w:sz="4" w:space="0" w:color="A89662"/>
+              <w:right w:val="single" w:sz="4" w:space="0" w:color="D9D9D2"/>
             </w:tcBorders>
             <w:shd w:color="auto" w:fill="CDD2B7" w:val="clear"/>
           </w:tcPr>
           <w:p>
             <w:pPr>
               <w:pStyle w:val="Normal"/>
-              <w:spacing w:lineRule="auto" w:line="252" w:before="0" w:after="0"/>
+              <w:spacing w:lineRule="auto" w:line="268" w:before="0" w:after="0"/>
               <w:rPr/>
             </w:pPr>
             <w:r>
@@ -2515,8 +2639,8 @@
           <w:tcPr>
             <w:tcW w:w="6689" w:type="dxa"/>
             <w:tcBorders>
-              <w:top w:val="single" w:sz="4" w:space="0" w:color="A89662"/>
-              <w:left w:val="single" w:sz="4" w:space="0" w:color="A89662"/>
+              <w:top w:val="single" w:sz="4" w:space="0" w:color="D9D9D2"/>
+              <w:left w:val="single" w:sz="4" w:space="0" w:color="D9D9D2"/>
               <w:bottom w:val="single" w:sz="4" w:space="0" w:color="A89662"/>
               <w:right w:val="single" w:sz="4" w:space="0" w:color="A89662"/>
             </w:tcBorders>
@@ -2524,7 +2648,7 @@
           <w:p>
             <w:pPr>
               <w:pStyle w:val="Normal"/>
-              <w:spacing w:lineRule="auto" w:line="252" w:before="0" w:after="0"/>
+              <w:spacing w:lineRule="auto" w:line="268" w:before="0" w:after="0"/>
               <w:rPr/>
             </w:pPr>
             <w:r>
@@ -2532,7 +2656,7 @@
                 <w:rFonts w:cs="Arial"/>
                 <w:b w:val="false"/>
                 <w:i w:val="false"/>
-                <w:sz w:val="20"/>
+                <w:sz w:val="19"/>
               </w:rPr>
               <w:t>Open: D-90</w:t>
             </w:r>
@@ -2545,7 +2669,7 @@
                 <w:rFonts w:cs="Arial"/>
                 <w:b w:val="false"/>
                 <w:i w:val="false"/>
-                <w:sz w:val="20"/>
+                <w:sz w:val="19"/>
               </w:rPr>
               <w:t>Close: D-35</w:t>
             </w:r>
@@ -2556,7 +2680,7 @@
     <w:p>
       <w:pPr>
         <w:pStyle w:val="Normal"/>
-        <w:spacing w:before="0" w:after="80"/>
+        <w:spacing w:before="0" w:after="120"/>
         <w:rPr/>
       </w:pPr>
       <w:r>
@@ -2567,7 +2691,7 @@
       <w:pPr>
         <w:pStyle w:val="Normal"/>
         <w:keepNext w:val="true"/>
-        <w:spacing w:before="160" w:after="60"/>
+        <w:spacing w:before="240" w:after="80"/>
         <w:rPr/>
       </w:pPr>
       <w:r>
@@ -2613,7 +2737,7 @@
       <w:pPr>
         <w:pStyle w:val="Normal"/>
         <w:keepNext w:val="true"/>
-        <w:spacing w:before="160" w:after="60"/>
+        <w:spacing w:before="240" w:after="80"/>
         <w:rPr/>
       </w:pPr>
       <w:r>
@@ -2641,7 +2765,7 @@
       <w:r>
         <w:rPr>
           <w:rFonts w:cs="Arial"/>
-          <w:b w:val="false"/>
+          <w:color w:val="000000"/>
         </w:rPr>
         <w:t>1.</w:t>
         <w:tab/>
@@ -2670,7 +2794,7 @@
         <w:rPr>
           <w:rFonts w:cs="Arial"/>
           <w:b/>
-          <w:color w:val="C62026"/>
+          <w:color w:val="002516"/>
         </w:rPr>
         <w:t>•</w:t>
       </w:r>
@@ -2678,7 +2802,7 @@
         <w:rPr>
           <w:rFonts w:cs="Arial"/>
           <w:b/>
-          <w:color w:val="C62026"/>
+          <w:color w:val="002516"/>
         </w:rPr>
         <w:tab/>
       </w:r>
@@ -2706,7 +2830,7 @@
         <w:rPr>
           <w:rFonts w:cs="Arial"/>
           <w:b/>
-          <w:color w:val="C62026"/>
+          <w:color w:val="002516"/>
         </w:rPr>
         <w:t>•</w:t>
       </w:r>
@@ -2714,7 +2838,7 @@
         <w:rPr>
           <w:rFonts w:cs="Arial"/>
           <w:b/>
-          <w:color w:val="C62026"/>
+          <w:color w:val="002516"/>
         </w:rPr>
         <w:tab/>
       </w:r>
@@ -2741,7 +2865,7 @@
       <w:r>
         <w:rPr>
           <w:rFonts w:cs="Arial"/>
-          <w:b w:val="false"/>
+          <w:color w:val="000000"/>
         </w:rPr>
         <w:t>2.</w:t>
         <w:tab/>
@@ -2769,7 +2893,7 @@
       <w:r>
         <w:rPr>
           <w:rFonts w:cs="Arial"/>
-          <w:b w:val="false"/>
+          <w:color w:val="000000"/>
         </w:rPr>
         <w:t>3.</w:t>
         <w:tab/>
@@ -2787,7 +2911,7 @@
       <w:pPr>
         <w:pStyle w:val="Normal"/>
         <w:keepNext w:val="true"/>
-        <w:spacing w:before="160" w:after="60"/>
+        <w:spacing w:before="240" w:after="80"/>
         <w:rPr/>
       </w:pPr>
       <w:r>
@@ -2819,7 +2943,7 @@
       <w:pPr>
         <w:pStyle w:val="Normal"/>
         <w:keepNext w:val="true"/>
-        <w:spacing w:before="160" w:after="60"/>
+        <w:spacing w:before="240" w:after="80"/>
         <w:rPr/>
       </w:pPr>
       <w:r>
@@ -2840,14 +2964,15 @@
           <w:tab w:val="clear" w:pos="720"/>
           <w:tab w:val="left" w:pos="397" w:leader="none"/>
         </w:tabs>
-        <w:spacing w:before="60" w:after="40"/>
+        <w:spacing w:lineRule="auto" w:line="252" w:before="20" w:after="40"/>
         <w:ind w:hanging="397" w:left="397"/>
         <w:rPr/>
       </w:pPr>
       <w:r>
         <w:rPr>
           <w:rFonts w:cs="Arial"/>
-          <w:b w:val="false"/>
+          <w:color w:val="002516"/>
+          <w:sz w:val="19"/>
         </w:rPr>
         <w:t>1.</w:t>
         <w:tab/>
@@ -2857,6 +2982,7 @@
           <w:rFonts w:cs="Arial"/>
           <w:b w:val="false"/>
           <w:i w:val="false"/>
+          <w:sz w:val="19"/>
         </w:rPr>
         <w:t>ELDA Lead Systems develops leadership effectiveness within complex systems through experiential learning conducted in challenging environments.</w:t>
       </w:r>
@@ -2868,14 +2994,15 @@
           <w:tab w:val="clear" w:pos="720"/>
           <w:tab w:val="left" w:pos="397" w:leader="none"/>
         </w:tabs>
-        <w:spacing w:before="60" w:after="40"/>
+        <w:spacing w:lineRule="auto" w:line="252" w:before="20" w:after="40"/>
         <w:ind w:hanging="397" w:left="397"/>
         <w:rPr/>
       </w:pPr>
       <w:r>
         <w:rPr>
           <w:rFonts w:cs="Arial"/>
-          <w:b w:val="false"/>
+          <w:color w:val="002516"/>
+          <w:sz w:val="19"/>
         </w:rPr>
         <w:t>2.</w:t>
         <w:tab/>
@@ -2885,6 +3012,7 @@
           <w:rFonts w:cs="Arial"/>
           <w:b w:val="false"/>
           <w:i w:val="false"/>
+          <w:sz w:val="19"/>
         </w:rPr>
         <w:t>The selected ELDA activity provides the experiential vehicle for leadership development; completion of the activity is not, in itself, the primary learning outcome.</w:t>
       </w:r>
@@ -2896,14 +3024,15 @@
           <w:tab w:val="clear" w:pos="720"/>
           <w:tab w:val="left" w:pos="397" w:leader="none"/>
         </w:tabs>
-        <w:spacing w:before="60" w:after="40"/>
+        <w:spacing w:lineRule="auto" w:line="252" w:before="20" w:after="40"/>
         <w:ind w:hanging="397" w:left="397"/>
         <w:rPr/>
       </w:pPr>
       <w:r>
         <w:rPr>
           <w:rFonts w:cs="Arial"/>
-          <w:b w:val="false"/>
+          <w:color w:val="002516"/>
+          <w:sz w:val="19"/>
         </w:rPr>
         <w:t>3.</w:t>
         <w:tab/>
@@ -2913,6 +3042,7 @@
           <w:rFonts w:cs="Arial"/>
           <w:b w:val="false"/>
           <w:i w:val="false"/>
+          <w:sz w:val="19"/>
         </w:rPr>
         <w:t>Course activities are to expose learners to interdependencies, competing priorities, incomplete information, resource constraints and relationships beyond direct authority, providing opportunities to understand and influence a wider system.</w:t>
       </w:r>
@@ -2924,14 +3054,15 @@
           <w:tab w:val="clear" w:pos="720"/>
           <w:tab w:val="left" w:pos="397" w:leader="none"/>
         </w:tabs>
-        <w:spacing w:before="60" w:after="40"/>
+        <w:spacing w:lineRule="auto" w:line="252" w:before="20" w:after="40"/>
         <w:ind w:hanging="397" w:left="397"/>
         <w:rPr/>
       </w:pPr>
       <w:r>
         <w:rPr>
           <w:rFonts w:cs="Arial"/>
-          <w:b w:val="false"/>
+          <w:color w:val="002516"/>
+          <w:sz w:val="19"/>
         </w:rPr>
         <w:t>4.</w:t>
         <w:tab/>
@@ -2941,6 +3072,7 @@
           <w:rFonts w:cs="Arial"/>
           <w:b w:val="false"/>
           <w:i w:val="false"/>
+          <w:sz w:val="19"/>
         </w:rPr>
         <w:t>Psychometric tools, self-evaluation, observation and feedback may be used to increase learner awareness of how their leadership preferences and behaviours affect relationships, influence and outcomes within the wider system.</w:t>
       </w:r>
@@ -2952,14 +3084,15 @@
           <w:tab w:val="clear" w:pos="720"/>
           <w:tab w:val="left" w:pos="397" w:leader="none"/>
         </w:tabs>
-        <w:spacing w:before="60" w:after="40"/>
+        <w:spacing w:lineRule="auto" w:line="252" w:before="20" w:after="40"/>
         <w:ind w:hanging="397" w:left="397"/>
         <w:rPr/>
       </w:pPr>
       <w:r>
         <w:rPr>
           <w:rFonts w:cs="Arial"/>
-          <w:b w:val="false"/>
+          <w:color w:val="002516"/>
+          <w:sz w:val="19"/>
         </w:rPr>
         <w:t>5.</w:t>
         <w:tab/>
@@ -2969,6 +3102,7 @@
           <w:rFonts w:cs="Arial"/>
           <w:b w:val="false"/>
           <w:i w:val="false"/>
+          <w:sz w:val="19"/>
         </w:rPr>
         <w:t>Learners are to be provided opportunities to deliberately apply influence and adaptive leadership behaviours where outcomes cannot be achieved through direct authority alone.</w:t>
       </w:r>
@@ -2980,14 +3114,15 @@
           <w:tab w:val="clear" w:pos="720"/>
           <w:tab w:val="left" w:pos="397" w:leader="none"/>
         </w:tabs>
-        <w:spacing w:before="60" w:after="40"/>
+        <w:spacing w:lineRule="auto" w:line="252" w:before="20" w:after="40"/>
         <w:ind w:hanging="397" w:left="397"/>
         <w:rPr/>
       </w:pPr>
       <w:r>
         <w:rPr>
           <w:rFonts w:cs="Arial"/>
-          <w:b w:val="false"/>
+          <w:color w:val="002516"/>
+          <w:sz w:val="19"/>
         </w:rPr>
         <w:t>6.</w:t>
         <w:tab/>
@@ -2997,6 +3132,7 @@
           <w:rFonts w:cs="Arial"/>
           <w:b w:val="false"/>
           <w:i w:val="false"/>
+          <w:sz w:val="19"/>
         </w:rPr>
         <w:t>Army ethos and values are to be demonstrated through leadership behaviour and judgement, particularly when balancing competing demands, relationships and organisational outcomes.</w:t>
       </w:r>
@@ -3008,14 +3144,15 @@
           <w:tab w:val="clear" w:pos="720"/>
           <w:tab w:val="left" w:pos="397" w:leader="none"/>
         </w:tabs>
-        <w:spacing w:before="60" w:after="40"/>
+        <w:spacing w:lineRule="auto" w:line="252" w:before="20" w:after="40"/>
         <w:ind w:hanging="397" w:left="397"/>
         <w:rPr/>
       </w:pPr>
       <w:r>
         <w:rPr>
           <w:rFonts w:cs="Arial"/>
-          <w:b w:val="false"/>
+          <w:color w:val="002516"/>
+          <w:sz w:val="19"/>
         </w:rPr>
         <w:t>7.</w:t>
         <w:tab/>
@@ -3025,6 +3162,7 @@
           <w:rFonts w:cs="Arial"/>
           <w:b w:val="false"/>
           <w:i w:val="false"/>
+          <w:sz w:val="19"/>
         </w:rPr>
         <w:t>Learning identified during ELDA Lead Systems is to inform continued reflection, behavioural adaptation and deliberate leadership development beyond the course.</w:t>
       </w:r>
@@ -3036,14 +3174,15 @@
           <w:tab w:val="clear" w:pos="720"/>
           <w:tab w:val="left" w:pos="397" w:leader="none"/>
         </w:tabs>
-        <w:spacing w:before="60" w:after="40"/>
+        <w:spacing w:lineRule="auto" w:line="252" w:before="20" w:after="40"/>
         <w:ind w:hanging="397" w:left="397"/>
         <w:rPr/>
       </w:pPr>
       <w:r>
         <w:rPr>
           <w:rFonts w:cs="Arial"/>
-          <w:b w:val="false"/>
+          <w:color w:val="002516"/>
+          <w:sz w:val="19"/>
         </w:rPr>
         <w:t>8.</w:t>
         <w:tab/>
@@ -3053,6 +3192,7 @@
           <w:rFonts w:cs="Arial"/>
           <w:b w:val="false"/>
           <w:i w:val="false"/>
+          <w:sz w:val="19"/>
         </w:rPr>
         <w:t>The Learning Provider is the New Zealand Army Leadership Centre (NZALC).</w:t>
       </w:r>
@@ -3064,14 +3204,15 @@
           <w:tab w:val="clear" w:pos="720"/>
           <w:tab w:val="left" w:pos="397" w:leader="none"/>
         </w:tabs>
-        <w:spacing w:before="60" w:after="40"/>
+        <w:spacing w:lineRule="auto" w:line="252" w:before="20" w:after="40"/>
         <w:ind w:hanging="397" w:left="397"/>
         <w:rPr/>
       </w:pPr>
       <w:r>
         <w:rPr>
           <w:rFonts w:cs="Arial"/>
-          <w:b w:val="false"/>
+          <w:color w:val="002516"/>
+          <w:sz w:val="19"/>
         </w:rPr>
         <w:t>9.</w:t>
         <w:tab/>
@@ -3081,6 +3222,7 @@
           <w:rFonts w:cs="Arial"/>
           <w:b w:val="false"/>
           <w:i w:val="false"/>
+          <w:sz w:val="19"/>
         </w:rPr>
         <w:t>Instructor allocation and activity selection remain the responsibility of NZALC and are to comply with the NZALC Safety Management Plan and applicable activity SOPs.</w:t>
       </w:r>
@@ -3089,7 +3231,7 @@
       <w:pPr>
         <w:pStyle w:val="Normal"/>
         <w:keepNext w:val="true"/>
-        <w:spacing w:before="160" w:after="60"/>
+        <w:spacing w:before="240" w:after="80"/>
         <w:rPr/>
       </w:pPr>
       <w:r>
@@ -3128,7 +3270,7 @@
           <w:b/>
           <w:i w:val="false"/>
           <w:color w:val="002516"/>
-          <w:sz w:val="24"/>
+          <w:sz w:val="25"/>
         </w:rPr>
         <w:t>Course Structure</w:t>
       </w:r>
@@ -3137,7 +3279,7 @@
       <w:pPr>
         <w:pStyle w:val="Normal"/>
         <w:keepNext w:val="true"/>
-        <w:spacing w:before="160" w:after="60"/>
+        <w:spacing w:before="240" w:after="80"/>
         <w:rPr/>
       </w:pPr>
       <w:r>
@@ -3155,7 +3297,12 @@
       <w:pPr>
         <w:pStyle w:val="Normal"/>
         <w:keepNext w:val="true"/>
-        <w:spacing w:before="120" w:after="60"/>
+        <w:pBdr>
+          <w:left w:val="single" w:sz="14" w:space="10" w:color="002516"/>
+        </w:pBdr>
+        <w:shd w:val="clear" w:color="auto" w:fill="EEF1E5"/>
+        <w:spacing w:before="200" w:after="120"/>
+        <w:ind w:left="312" w:right="170"/>
         <w:rPr/>
       </w:pPr>
       <w:r>
@@ -3163,15 +3310,32 @@
           <w:rFonts w:cs="Arial"/>
           <w:b/>
           <w:i w:val="false"/>
+          <w:color w:val="002516"/>
+          <w:spacing w:val="20"/>
+          <w:sz w:val="17"/>
+        </w:rPr>
+        <w:t>LO 1.1</w:t>
+      </w:r>
+      <w:r>
+        <w:rPr/>
+        <w:br/>
+      </w:r>
+      <w:r>
+        <w:rPr>
+          <w:rFonts w:cs="Arial"/>
+          <w:b/>
+          <w:i w:val="false"/>
           <w:color w:val="000000"/>
-          <w:sz w:val="20"/>
-        </w:rPr>
-        <w:t>LO 1.1: Demonstrate Army ethos, values and sound judgement within complex environments</w:t>
-      </w:r>
-    </w:p>
-    <w:p>
-      <w:pPr>
-        <w:pStyle w:val="Normal"/>
+          <w:sz w:val="22"/>
+        </w:rPr>
+        <w:t>Demonstrate Army ethos, values and sound judgement within complex environments</w:t>
+      </w:r>
+    </w:p>
+    <w:p>
+      <w:pPr>
+        <w:pStyle w:val="Normal"/>
+        <w:spacing w:before="0" w:after="80"/>
+        <w:ind w:left="312"/>
         <w:rPr/>
       </w:pPr>
       <w:r>
@@ -3187,7 +3351,12 @@
       <w:pPr>
         <w:pStyle w:val="Normal"/>
         <w:keepNext w:val="true"/>
-        <w:spacing w:before="120" w:after="60"/>
+        <w:pBdr>
+          <w:left w:val="single" w:sz="14" w:space="10" w:color="002516"/>
+        </w:pBdr>
+        <w:shd w:val="clear" w:color="auto" w:fill="EEF1E5"/>
+        <w:spacing w:before="200" w:after="120"/>
+        <w:ind w:left="312" w:right="170"/>
         <w:rPr/>
       </w:pPr>
       <w:r>
@@ -3195,15 +3364,32 @@
           <w:rFonts w:cs="Arial"/>
           <w:b/>
           <w:i w:val="false"/>
+          <w:color w:val="002516"/>
+          <w:spacing w:val="20"/>
+          <w:sz w:val="17"/>
+        </w:rPr>
+        <w:t>LO 1.2</w:t>
+      </w:r>
+      <w:r>
+        <w:rPr/>
+        <w:br/>
+      </w:r>
+      <w:r>
+        <w:rPr>
+          <w:rFonts w:cs="Arial"/>
+          <w:b/>
+          <w:i w:val="false"/>
           <w:color w:val="000000"/>
-          <w:sz w:val="20"/>
-        </w:rPr>
-        <w:t>LO 1.2: Analyse relationships and interdependencies within a complex system</w:t>
-      </w:r>
-    </w:p>
-    <w:p>
-      <w:pPr>
-        <w:pStyle w:val="Normal"/>
+          <w:sz w:val="22"/>
+        </w:rPr>
+        <w:t>Analyse relationships and interdependencies within a complex system</w:t>
+      </w:r>
+    </w:p>
+    <w:p>
+      <w:pPr>
+        <w:pStyle w:val="Normal"/>
+        <w:spacing w:before="0" w:after="80"/>
+        <w:ind w:left="312"/>
         <w:rPr/>
       </w:pPr>
       <w:r>
@@ -3219,7 +3405,12 @@
       <w:pPr>
         <w:pStyle w:val="Normal"/>
         <w:keepNext w:val="true"/>
-        <w:spacing w:before="120" w:after="60"/>
+        <w:pBdr>
+          <w:left w:val="single" w:sz="14" w:space="10" w:color="002516"/>
+        </w:pBdr>
+        <w:shd w:val="clear" w:color="auto" w:fill="EEF1E5"/>
+        <w:spacing w:before="200" w:after="120"/>
+        <w:ind w:left="312" w:right="170"/>
         <w:rPr/>
       </w:pPr>
       <w:r>
@@ -3227,15 +3418,32 @@
           <w:rFonts w:cs="Arial"/>
           <w:b/>
           <w:i w:val="false"/>
+          <w:color w:val="002516"/>
+          <w:spacing w:val="20"/>
+          <w:sz w:val="17"/>
+        </w:rPr>
+        <w:t>LO 1.3</w:t>
+      </w:r>
+      <w:r>
+        <w:rPr/>
+        <w:br/>
+      </w:r>
+      <w:r>
+        <w:rPr>
+          <w:rFonts w:cs="Arial"/>
+          <w:b/>
+          <w:i w:val="false"/>
           <w:color w:val="000000"/>
-          <w:sz w:val="20"/>
-        </w:rPr>
-        <w:t>LO 1.3: Influence others to achieve outcomes beyond direct authority</w:t>
-      </w:r>
-    </w:p>
-    <w:p>
-      <w:pPr>
-        <w:pStyle w:val="Normal"/>
+          <w:sz w:val="22"/>
+        </w:rPr>
+        <w:t>Influence others to achieve outcomes beyond direct authority</w:t>
+      </w:r>
+    </w:p>
+    <w:p>
+      <w:pPr>
+        <w:pStyle w:val="Normal"/>
+        <w:spacing w:before="0" w:after="80"/>
+        <w:ind w:left="312"/>
         <w:rPr/>
       </w:pPr>
       <w:r>
@@ -3251,7 +3459,12 @@
       <w:pPr>
         <w:pStyle w:val="Normal"/>
         <w:keepNext w:val="true"/>
-        <w:spacing w:before="120" w:after="60"/>
+        <w:pBdr>
+          <w:left w:val="single" w:sz="14" w:space="10" w:color="002516"/>
+        </w:pBdr>
+        <w:shd w:val="clear" w:color="auto" w:fill="EEF1E5"/>
+        <w:spacing w:before="200" w:after="120"/>
+        <w:ind w:left="312" w:right="170"/>
         <w:rPr/>
       </w:pPr>
       <w:r>
@@ -3259,19 +3472,32 @@
           <w:rFonts w:cs="Arial"/>
           <w:b/>
           <w:i w:val="false"/>
+          <w:color w:val="002516"/>
+          <w:spacing w:val="20"/>
+          <w:sz w:val="17"/>
+        </w:rPr>
+        <w:t>LO 1.4</w:t>
+      </w:r>
+      <w:r>
+        <w:rPr/>
+        <w:br/>
+      </w:r>
+      <w:r>
+        <w:rPr>
+          <w:rFonts w:cs="Arial"/>
+          <w:b/>
+          <w:i w:val="false"/>
           <w:color w:val="000000"/>
-          <w:sz w:val="20"/>
-        </w:rPr>
-        <w:t>LO 1.4: Evaluate and adapt leadership behaviour to improve system effectiveness</w:t>
-      </w:r>
-    </w:p>
-    <w:p>
-      <w:pPr>
-        <w:pStyle w:val="Normal"/>
-        <w:widowControl/>
-        <w:bidi w:val="0"/>
-        <w:spacing w:lineRule="auto" w:line="268" w:before="0" w:after="100"/>
-        <w:jc w:val="left"/>
+          <w:sz w:val="22"/>
+        </w:rPr>
+        <w:t>Evaluate and adapt leadership behaviour to improve system effectiveness</w:t>
+      </w:r>
+    </w:p>
+    <w:p>
+      <w:pPr>
+        <w:pStyle w:val="Normal"/>
+        <w:spacing w:before="0" w:after="80"/>
+        <w:ind w:left="312"/>
         <w:rPr/>
       </w:pPr>
       <w:r>
@@ -3352,7 +3578,7 @@
         <w:color w:val="000000"/>
         <w:sz w:val="17"/>
       </w:rPr>
-      <w:t>A18010 ELDA Lead Systems Course Data Sheet</w:t>
+      <w:t>NZALC | ELDA Lead Systems Course Data Sheet</w:t>
       <w:tab/>
       <w:t>ACS 2026</w:t>
       <w:tab/>
@@ -3476,7 +3702,7 @@
         <w:color w:val="000000"/>
         <w:sz w:val="17"/>
       </w:rPr>
-      <w:t>A18010 ELDA Lead Systems Course Data Sheet</w:t>
+      <w:t>NZALC | ELDA Lead Systems Course Data Sheet</w:t>
       <w:tab/>
       <w:t>ACS 2026</w:t>
       <w:tab/>
@@ -3807,7 +4033,7 @@
     <w:pPr>
       <w:keepNext w:val="true"/>
       <w:keepLines/>
-      <w:spacing w:before="240" w:after="100"/>
+      <w:spacing w:before="360" w:after="160"/>
       <w:outlineLvl w:val="0"/>
     </w:pPr>
     <w:rPr>
@@ -3828,7 +4054,7 @@
     <w:pPr>
       <w:keepNext w:val="true"/>
       <w:keepLines/>
-      <w:spacing w:before="240" w:after="100"/>
+      <w:spacing w:before="360" w:after="160"/>
       <w:outlineLvl w:val="1"/>
     </w:pPr>
     <w:rPr>

--- a/output/elda-lead-systems-data-sheet.docx
+++ b/output/elda-lead-systems-data-sheet.docx
@@ -1189,7 +1189,7 @@
                 <w:i w:val="false"/>
                 <w:sz w:val="19"/>
               </w:rPr>
-              <w:t>3. Progress to ELDA Command, where appropriate to career pathway and appointment.</w:t>
+              <w:t>3. Participate in ELDA Command as a member of a command team, where appropriate to appointment.</w:t>
             </w:r>
           </w:p>
         </w:tc>
